--- a/Annexes/commandes.docx
+++ b/Annexes/commandes.docx
@@ -743,7 +743,7 @@
     </w:p>
     <w:tbl>
       <w:tblPr>
-        <w:tblW w:w="0" w:type="auto"/>
+        <w:tblW w:w="9067" w:type="dxa"/>
         <w:tblCellSpacing w:w="15" w:type="dxa"/>
         <w:tblCellMar>
           <w:top w:w="15" w:type="dxa"/>
@@ -754,17 +754,18 @@
         <w:tblLook w:val="04A0" w:firstRow="1" w:lastRow="0" w:firstColumn="1" w:lastColumn="0" w:noHBand="0" w:noVBand="1"/>
       </w:tblPr>
       <w:tblGrid>
-        <w:gridCol w:w="3562"/>
-        <w:gridCol w:w="5167"/>
+        <w:gridCol w:w="3823"/>
+        <w:gridCol w:w="5244"/>
       </w:tblGrid>
       <w:tr>
         <w:trPr>
+          <w:trHeight w:val="376"/>
           <w:tblHeader/>
           <w:tblCellSpacing w:w="15" w:type="dxa"/>
         </w:trPr>
         <w:tc>
           <w:tcPr>
-            <w:tcW w:w="0" w:type="auto"/>
+            <w:tcW w:w="3778" w:type="dxa"/>
             <w:tcBorders>
               <w:top w:val="single" w:sz="4" w:space="0" w:color="auto"/>
               <w:left w:val="single" w:sz="4" w:space="0" w:color="auto"/>
@@ -794,7 +795,7 @@
         </w:tc>
         <w:tc>
           <w:tcPr>
-            <w:tcW w:w="0" w:type="auto"/>
+            <w:tcW w:w="5199" w:type="dxa"/>
             <w:tcBorders>
               <w:top w:val="single" w:sz="4" w:space="0" w:color="auto"/>
               <w:bottom w:val="single" w:sz="4" w:space="0" w:color="auto"/>
@@ -824,11 +825,12 @@
       </w:tr>
       <w:tr>
         <w:trPr>
+          <w:trHeight w:val="368"/>
           <w:tblCellSpacing w:w="15" w:type="dxa"/>
         </w:trPr>
         <w:tc>
           <w:tcPr>
-            <w:tcW w:w="0" w:type="auto"/>
+            <w:tcW w:w="3778" w:type="dxa"/>
             <w:tcBorders>
               <w:left w:val="single" w:sz="4" w:space="0" w:color="auto"/>
               <w:bottom w:val="single" w:sz="4" w:space="0" w:color="auto"/>
@@ -915,7 +917,7 @@
         </w:tc>
         <w:tc>
           <w:tcPr>
-            <w:tcW w:w="0" w:type="auto"/>
+            <w:tcW w:w="5199" w:type="dxa"/>
             <w:tcBorders>
               <w:bottom w:val="single" w:sz="4" w:space="0" w:color="auto"/>
               <w:right w:val="single" w:sz="4" w:space="0" w:color="auto"/>
@@ -944,11 +946,12 @@
       </w:tr>
       <w:tr>
         <w:trPr>
+          <w:trHeight w:val="368"/>
           <w:tblCellSpacing w:w="15" w:type="dxa"/>
         </w:trPr>
         <w:tc>
           <w:tcPr>
-            <w:tcW w:w="0" w:type="auto"/>
+            <w:tcW w:w="3778" w:type="dxa"/>
             <w:tcBorders>
               <w:left w:val="single" w:sz="4" w:space="0" w:color="auto"/>
               <w:bottom w:val="single" w:sz="4" w:space="0" w:color="auto"/>
@@ -1017,7 +1020,7 @@
         </w:tc>
         <w:tc>
           <w:tcPr>
-            <w:tcW w:w="0" w:type="auto"/>
+            <w:tcW w:w="5199" w:type="dxa"/>
             <w:tcBorders>
               <w:bottom w:val="single" w:sz="4" w:space="0" w:color="auto"/>
               <w:right w:val="single" w:sz="4" w:space="0" w:color="auto"/>
@@ -1046,11 +1049,12 @@
       </w:tr>
       <w:tr>
         <w:trPr>
+          <w:trHeight w:val="376"/>
           <w:tblCellSpacing w:w="15" w:type="dxa"/>
         </w:trPr>
         <w:tc>
           <w:tcPr>
-            <w:tcW w:w="0" w:type="auto"/>
+            <w:tcW w:w="3778" w:type="dxa"/>
             <w:tcBorders>
               <w:left w:val="single" w:sz="4" w:space="0" w:color="auto"/>
               <w:bottom w:val="single" w:sz="4" w:space="0" w:color="auto"/>
@@ -1109,7 +1113,7 @@
         </w:tc>
         <w:tc>
           <w:tcPr>
-            <w:tcW w:w="0" w:type="auto"/>
+            <w:tcW w:w="5199" w:type="dxa"/>
             <w:tcBorders>
               <w:bottom w:val="single" w:sz="4" w:space="0" w:color="auto"/>
               <w:right w:val="single" w:sz="4" w:space="0" w:color="auto"/>
@@ -1138,211 +1142,162 @@
       </w:tr>
       <w:tr>
         <w:trPr>
+          <w:trHeight w:val="368"/>
           <w:tblCellSpacing w:w="15" w:type="dxa"/>
         </w:trPr>
         <w:tc>
           <w:tcPr>
-            <w:tcW w:w="0" w:type="auto"/>
-            <w:tcBorders>
-              <w:left w:val="single" w:sz="4" w:space="0" w:color="auto"/>
-              <w:right w:val="single" w:sz="4" w:space="0" w:color="auto"/>
-            </w:tcBorders>
-            <w:vAlign w:val="center"/>
-            <w:hideMark/>
-          </w:tcPr>
-          <w:p>
-            <w:pPr>
-              <w:rPr>
-                <w:b/>
-                <w:bCs/>
-                <w:color w:val="000000" w:themeColor="text1"/>
-              </w:rPr>
-            </w:pPr>
-            <w:proofErr w:type="spellStart"/>
-            <w:proofErr w:type="gramStart"/>
-            <w:r>
-              <w:rPr>
-                <w:b/>
-                <w:bCs/>
-                <w:color w:val="000000" w:themeColor="text1"/>
-              </w:rPr>
-              <w:t>sudo</w:t>
-            </w:r>
-            <w:proofErr w:type="spellEnd"/>
-            <w:proofErr w:type="gramEnd"/>
-            <w:r>
-              <w:rPr>
-                <w:b/>
-                <w:bCs/>
-                <w:color w:val="000000" w:themeColor="text1"/>
-              </w:rPr>
-              <w:t xml:space="preserve"> </w:t>
-            </w:r>
-            <w:proofErr w:type="spellStart"/>
-            <w:r>
-              <w:rPr>
-                <w:b/>
-                <w:bCs/>
-                <w:color w:val="000000" w:themeColor="text1"/>
-              </w:rPr>
-              <w:t>systemctl</w:t>
-            </w:r>
-            <w:proofErr w:type="spellEnd"/>
-            <w:r>
-              <w:rPr>
-                <w:b/>
-                <w:bCs/>
-                <w:color w:val="000000" w:themeColor="text1"/>
-              </w:rPr>
-              <w:t xml:space="preserve"> </w:t>
-            </w:r>
-            <w:proofErr w:type="spellStart"/>
-            <w:r>
-              <w:rPr>
-                <w:b/>
-                <w:bCs/>
-                <w:color w:val="000000" w:themeColor="text1"/>
-              </w:rPr>
-              <w:t>status</w:t>
-            </w:r>
-            <w:proofErr w:type="spellEnd"/>
-            <w:r>
-              <w:rPr>
-                <w:b/>
-                <w:bCs/>
-                <w:color w:val="000000" w:themeColor="text1"/>
-              </w:rPr>
-              <w:t xml:space="preserve"> </w:t>
-            </w:r>
-            <w:proofErr w:type="spellStart"/>
-            <w:r>
-              <w:rPr>
-                <w:b/>
-                <w:bCs/>
-                <w:color w:val="000000" w:themeColor="text1"/>
-              </w:rPr>
-              <w:t>ssh</w:t>
-            </w:r>
-            <w:proofErr w:type="spellEnd"/>
-          </w:p>
-        </w:tc>
-        <w:tc>
-          <w:tcPr>
-            <w:tcW w:w="0" w:type="auto"/>
-            <w:tcBorders>
-              <w:right w:val="single" w:sz="4" w:space="0" w:color="auto"/>
-            </w:tcBorders>
-            <w:vAlign w:val="center"/>
-            <w:hideMark/>
-          </w:tcPr>
-          <w:p>
-            <w:pPr>
-              <w:rPr>
-                <w:b/>
-                <w:bCs/>
-                <w:color w:val="000000" w:themeColor="text1"/>
-              </w:rPr>
-            </w:pPr>
-            <w:r>
-              <w:rPr>
-                <w:b/>
-                <w:bCs/>
-                <w:color w:val="000000" w:themeColor="text1"/>
-              </w:rPr>
-              <w:t>Vérifier l’état du service SSH.</w:t>
-            </w:r>
-          </w:p>
-        </w:tc>
-      </w:tr>
-      <w:tr>
-        <w:trPr>
-          <w:trHeight w:val="34"/>
-          <w:tblCellSpacing w:w="15" w:type="dxa"/>
-        </w:trPr>
-        <w:tc>
-          <w:tcPr>
-            <w:tcW w:w="0" w:type="auto"/>
-            <w:tcBorders>
-              <w:left w:val="single" w:sz="4" w:space="0" w:color="auto"/>
-              <w:right w:val="single" w:sz="4" w:space="0" w:color="auto"/>
-            </w:tcBorders>
-            <w:vAlign w:val="center"/>
-          </w:tcPr>
-          <w:p>
-            <w:pPr>
-              <w:rPr>
-                <w:b/>
-                <w:bCs/>
-                <w:color w:val="000000" w:themeColor="text1"/>
-              </w:rPr>
-            </w:pPr>
-          </w:p>
-        </w:tc>
-        <w:tc>
-          <w:tcPr>
-            <w:tcW w:w="0" w:type="auto"/>
-            <w:tcBorders>
-              <w:right w:val="single" w:sz="4" w:space="0" w:color="auto"/>
-            </w:tcBorders>
-            <w:vAlign w:val="center"/>
-          </w:tcPr>
-          <w:p>
-            <w:pPr>
-              <w:rPr>
-                <w:b/>
-                <w:bCs/>
-                <w:color w:val="000000" w:themeColor="text1"/>
-              </w:rPr>
-            </w:pPr>
-          </w:p>
-        </w:tc>
-      </w:tr>
-      <w:tr>
-        <w:trPr>
-          <w:trHeight w:val="34"/>
-          <w:tblCellSpacing w:w="15" w:type="dxa"/>
-        </w:trPr>
-        <w:tc>
-          <w:tcPr>
-            <w:tcW w:w="0" w:type="auto"/>
+            <w:tcW w:w="3778" w:type="dxa"/>
             <w:tcBorders>
               <w:left w:val="single" w:sz="4" w:space="0" w:color="auto"/>
               <w:bottom w:val="single" w:sz="4" w:space="0" w:color="auto"/>
               <w:right w:val="single" w:sz="4" w:space="0" w:color="auto"/>
             </w:tcBorders>
             <w:vAlign w:val="center"/>
-          </w:tcPr>
-          <w:p>
-            <w:pPr>
-              <w:rPr>
-                <w:b/>
-                <w:bCs/>
-                <w:color w:val="000000" w:themeColor="text1"/>
-              </w:rPr>
-            </w:pPr>
-          </w:p>
-        </w:tc>
-        <w:tc>
-          <w:tcPr>
-            <w:tcW w:w="0" w:type="auto"/>
+            <w:hideMark/>
+          </w:tcPr>
+          <w:p>
+            <w:pPr>
+              <w:rPr>
+                <w:b/>
+                <w:bCs/>
+                <w:color w:val="000000" w:themeColor="text1"/>
+              </w:rPr>
+            </w:pPr>
+            <w:proofErr w:type="spellStart"/>
+            <w:proofErr w:type="gramStart"/>
+            <w:r>
+              <w:rPr>
+                <w:b/>
+                <w:bCs/>
+                <w:color w:val="000000" w:themeColor="text1"/>
+              </w:rPr>
+              <w:t>sudo</w:t>
+            </w:r>
+            <w:proofErr w:type="spellEnd"/>
+            <w:proofErr w:type="gramEnd"/>
+            <w:r>
+              <w:rPr>
+                <w:b/>
+                <w:bCs/>
+                <w:color w:val="000000" w:themeColor="text1"/>
+              </w:rPr>
+              <w:t xml:space="preserve"> </w:t>
+            </w:r>
+            <w:proofErr w:type="spellStart"/>
+            <w:r>
+              <w:rPr>
+                <w:b/>
+                <w:bCs/>
+                <w:color w:val="000000" w:themeColor="text1"/>
+              </w:rPr>
+              <w:t>systemctl</w:t>
+            </w:r>
+            <w:proofErr w:type="spellEnd"/>
+            <w:r>
+              <w:rPr>
+                <w:b/>
+                <w:bCs/>
+                <w:color w:val="000000" w:themeColor="text1"/>
+              </w:rPr>
+              <w:t xml:space="preserve"> </w:t>
+            </w:r>
+            <w:proofErr w:type="spellStart"/>
+            <w:r>
+              <w:rPr>
+                <w:b/>
+                <w:bCs/>
+                <w:color w:val="000000" w:themeColor="text1"/>
+              </w:rPr>
+              <w:t>status</w:t>
+            </w:r>
+            <w:proofErr w:type="spellEnd"/>
+            <w:r>
+              <w:rPr>
+                <w:b/>
+                <w:bCs/>
+                <w:color w:val="000000" w:themeColor="text1"/>
+              </w:rPr>
+              <w:t xml:space="preserve"> </w:t>
+            </w:r>
+            <w:proofErr w:type="spellStart"/>
+            <w:r>
+              <w:rPr>
+                <w:b/>
+                <w:bCs/>
+                <w:color w:val="000000" w:themeColor="text1"/>
+              </w:rPr>
+              <w:t>ssh</w:t>
+            </w:r>
+            <w:proofErr w:type="spellEnd"/>
+          </w:p>
+        </w:tc>
+        <w:tc>
+          <w:tcPr>
+            <w:tcW w:w="5199" w:type="dxa"/>
             <w:tcBorders>
               <w:bottom w:val="single" w:sz="4" w:space="0" w:color="auto"/>
               <w:right w:val="single" w:sz="4" w:space="0" w:color="auto"/>
             </w:tcBorders>
             <w:vAlign w:val="center"/>
-          </w:tcPr>
-          <w:p>
-            <w:pPr>
-              <w:rPr>
-                <w:b/>
-                <w:bCs/>
-                <w:color w:val="000000" w:themeColor="text1"/>
-              </w:rPr>
-            </w:pPr>
+            <w:hideMark/>
+          </w:tcPr>
+          <w:p>
+            <w:pPr>
+              <w:rPr>
+                <w:b/>
+                <w:bCs/>
+                <w:color w:val="000000" w:themeColor="text1"/>
+              </w:rPr>
+            </w:pPr>
+            <w:r>
+              <w:rPr>
+                <w:b/>
+                <w:bCs/>
+                <w:color w:val="000000" w:themeColor="text1"/>
+              </w:rPr>
+              <w:t>Vérifier l’état du service SSH.</w:t>
+            </w:r>
           </w:p>
         </w:tc>
       </w:tr>
     </w:tbl>
+    <w:p>
+      <w:pPr>
+        <w:pStyle w:val="ListParagraph"/>
+        <w:rPr>
+          <w:b/>
+          <w:bCs/>
+          <w:color w:val="156082" w:themeColor="accent1"/>
+          <w:sz w:val="32"/>
+          <w:szCs w:val="32"/>
+        </w:rPr>
+      </w:pPr>
+    </w:p>
+    <w:p>
+      <w:pPr>
+        <w:pStyle w:val="ListParagraph"/>
+        <w:rPr>
+          <w:b/>
+          <w:bCs/>
+          <w:color w:val="156082" w:themeColor="accent1"/>
+          <w:sz w:val="32"/>
+          <w:szCs w:val="32"/>
+        </w:rPr>
+      </w:pPr>
+    </w:p>
+    <w:p>
+      <w:pPr>
+        <w:pStyle w:val="ListParagraph"/>
+        <w:rPr>
+          <w:b/>
+          <w:bCs/>
+          <w:color w:val="156082" w:themeColor="accent1"/>
+          <w:sz w:val="32"/>
+          <w:szCs w:val="32"/>
+        </w:rPr>
+      </w:pPr>
+    </w:p>
     <w:p>
       <w:pPr>
         <w:pStyle w:val="ListParagraph"/>
@@ -1595,15 +1550,6 @@
                 <w:color w:val="000000" w:themeColor="text1"/>
               </w:rPr>
             </w:pPr>
-          </w:p>
-          <w:p>
-            <w:pPr>
-              <w:rPr>
-                <w:b/>
-                <w:bCs/>
-                <w:color w:val="000000" w:themeColor="text1"/>
-              </w:rPr>
-            </w:pPr>
             <w:proofErr w:type="spellStart"/>
             <w:proofErr w:type="gramStart"/>
             <w:r>
@@ -1698,51 +1644,6 @@
               </w:rPr>
               <w:t>Autoriser SSH sur le port 2222.</w:t>
             </w:r>
-          </w:p>
-        </w:tc>
-      </w:tr>
-      <w:tr>
-        <w:trPr>
-          <w:trHeight w:val="22"/>
-          <w:tblCellSpacing w:w="15" w:type="dxa"/>
-        </w:trPr>
-        <w:tc>
-          <w:tcPr>
-            <w:tcW w:w="4461" w:type="dxa"/>
-            <w:tcBorders>
-              <w:top w:val="single" w:sz="4" w:space="0" w:color="auto"/>
-              <w:left w:val="single" w:sz="4" w:space="0" w:color="auto"/>
-              <w:right w:val="single" w:sz="4" w:space="0" w:color="auto"/>
-            </w:tcBorders>
-            <w:vAlign w:val="center"/>
-          </w:tcPr>
-          <w:p>
-            <w:pPr>
-              <w:rPr>
-                <w:b/>
-                <w:bCs/>
-                <w:color w:val="000000" w:themeColor="text1"/>
-              </w:rPr>
-            </w:pPr>
-          </w:p>
-        </w:tc>
-        <w:tc>
-          <w:tcPr>
-            <w:tcW w:w="4511" w:type="dxa"/>
-            <w:tcBorders>
-              <w:top w:val="single" w:sz="4" w:space="0" w:color="auto"/>
-              <w:right w:val="single" w:sz="4" w:space="0" w:color="auto"/>
-            </w:tcBorders>
-            <w:vAlign w:val="center"/>
-          </w:tcPr>
-          <w:p>
-            <w:pPr>
-              <w:rPr>
-                <w:b/>
-                <w:bCs/>
-                <w:color w:val="000000" w:themeColor="text1"/>
-              </w:rPr>
-            </w:pPr>
           </w:p>
         </w:tc>
       </w:tr>
@@ -1776,7 +1677,15 @@
                 <w:bCs/>
                 <w:color w:val="000000" w:themeColor="text1"/>
               </w:rPr>
-              <w:t>sudo</w:t>
+              <w:t>s</w:t>
+            </w:r>
+            <w:r>
+              <w:rPr>
+                <w:b/>
+                <w:bCs/>
+                <w:color w:val="000000" w:themeColor="text1"/>
+              </w:rPr>
+              <w:t>udo</w:t>
             </w:r>
             <w:proofErr w:type="spellEnd"/>
             <w:proofErr w:type="gramEnd"/>
@@ -2214,6 +2123,2934 @@
         </w:tc>
       </w:tr>
     </w:tbl>
+    <w:p>
+      <w:pPr>
+        <w:pStyle w:val="ListParagraph"/>
+        <w:numPr>
+          <w:ilvl w:val="0"/>
+          <w:numId w:val="1"/>
+        </w:numPr>
+        <w:rPr>
+          <w:b/>
+          <w:bCs/>
+          <w:color w:val="156082" w:themeColor="accent1"/>
+          <w:sz w:val="32"/>
+          <w:szCs w:val="32"/>
+        </w:rPr>
+      </w:pPr>
+      <w:r>
+        <w:rPr>
+          <w:b/>
+          <w:bCs/>
+          <w:color w:val="156082" w:themeColor="accent1"/>
+          <w:sz w:val="32"/>
+          <w:szCs w:val="32"/>
+        </w:rPr>
+        <w:t>Commandes Fail2ban</w:t>
+      </w:r>
+    </w:p>
+    <w:tbl>
+      <w:tblPr>
+        <w:tblW w:w="9067" w:type="dxa"/>
+        <w:tblCellSpacing w:w="15" w:type="dxa"/>
+        <w:tblCellMar>
+          <w:top w:w="15" w:type="dxa"/>
+          <w:left w:w="15" w:type="dxa"/>
+          <w:bottom w:w="15" w:type="dxa"/>
+          <w:right w:w="15" w:type="dxa"/>
+        </w:tblCellMar>
+        <w:tblLook w:val="04A0" w:firstRow="1" w:lastRow="0" w:firstColumn="1" w:lastColumn="0" w:noHBand="0" w:noVBand="1"/>
+      </w:tblPr>
+      <w:tblGrid>
+        <w:gridCol w:w="4531"/>
+        <w:gridCol w:w="4536"/>
+      </w:tblGrid>
+      <w:tr>
+        <w:trPr>
+          <w:tblHeader/>
+          <w:tblCellSpacing w:w="15" w:type="dxa"/>
+        </w:trPr>
+        <w:tc>
+          <w:tcPr>
+            <w:tcW w:w="4486" w:type="dxa"/>
+            <w:tcBorders>
+              <w:top w:val="single" w:sz="4" w:space="0" w:color="auto"/>
+              <w:left w:val="single" w:sz="4" w:space="0" w:color="auto"/>
+              <w:right w:val="single" w:sz="4" w:space="0" w:color="auto"/>
+            </w:tcBorders>
+            <w:vAlign w:val="center"/>
+            <w:hideMark/>
+          </w:tcPr>
+          <w:p>
+            <w:pPr>
+              <w:rPr>
+                <w:b/>
+                <w:bCs/>
+                <w:color w:val="156082" w:themeColor="accent1"/>
+                <w:sz w:val="32"/>
+                <w:szCs w:val="32"/>
+              </w:rPr>
+            </w:pPr>
+            <w:r>
+              <w:rPr>
+                <w:b/>
+                <w:bCs/>
+                <w:color w:val="156082" w:themeColor="accent1"/>
+                <w:sz w:val="32"/>
+                <w:szCs w:val="32"/>
+              </w:rPr>
+              <w:t>Commande</w:t>
+            </w:r>
+          </w:p>
+        </w:tc>
+        <w:tc>
+          <w:tcPr>
+            <w:tcW w:w="4491" w:type="dxa"/>
+            <w:tcBorders>
+              <w:top w:val="single" w:sz="4" w:space="0" w:color="auto"/>
+              <w:right w:val="single" w:sz="4" w:space="0" w:color="auto"/>
+            </w:tcBorders>
+            <w:vAlign w:val="center"/>
+            <w:hideMark/>
+          </w:tcPr>
+          <w:p>
+            <w:pPr>
+              <w:rPr>
+                <w:b/>
+                <w:bCs/>
+                <w:color w:val="156082" w:themeColor="accent1"/>
+                <w:sz w:val="32"/>
+                <w:szCs w:val="32"/>
+              </w:rPr>
+            </w:pPr>
+            <w:r>
+              <w:rPr>
+                <w:b/>
+                <w:bCs/>
+                <w:color w:val="156082" w:themeColor="accent1"/>
+                <w:sz w:val="32"/>
+                <w:szCs w:val="32"/>
+              </w:rPr>
+              <w:t>Explication</w:t>
+            </w:r>
+          </w:p>
+        </w:tc>
+      </w:tr>
+      <w:tr>
+        <w:trPr>
+          <w:tblCellSpacing w:w="15" w:type="dxa"/>
+        </w:trPr>
+        <w:tc>
+          <w:tcPr>
+            <w:tcW w:w="4486" w:type="dxa"/>
+            <w:tcBorders>
+              <w:top w:val="single" w:sz="4" w:space="0" w:color="auto"/>
+              <w:left w:val="single" w:sz="4" w:space="0" w:color="auto"/>
+              <w:right w:val="single" w:sz="4" w:space="0" w:color="auto"/>
+            </w:tcBorders>
+            <w:vAlign w:val="center"/>
+            <w:hideMark/>
+          </w:tcPr>
+          <w:p>
+            <w:pPr>
+              <w:rPr>
+                <w:b/>
+                <w:bCs/>
+                <w:color w:val="000000" w:themeColor="text1"/>
+              </w:rPr>
+            </w:pPr>
+            <w:proofErr w:type="spellStart"/>
+            <w:proofErr w:type="gramStart"/>
+            <w:r>
+              <w:rPr>
+                <w:b/>
+                <w:bCs/>
+                <w:color w:val="000000" w:themeColor="text1"/>
+              </w:rPr>
+              <w:t>sudo</w:t>
+            </w:r>
+            <w:proofErr w:type="spellEnd"/>
+            <w:proofErr w:type="gramEnd"/>
+            <w:r>
+              <w:rPr>
+                <w:b/>
+                <w:bCs/>
+                <w:color w:val="000000" w:themeColor="text1"/>
+              </w:rPr>
+              <w:t xml:space="preserve"> </w:t>
+            </w:r>
+            <w:proofErr w:type="spellStart"/>
+            <w:r>
+              <w:rPr>
+                <w:b/>
+                <w:bCs/>
+                <w:color w:val="000000" w:themeColor="text1"/>
+              </w:rPr>
+              <w:t>apt</w:t>
+            </w:r>
+            <w:proofErr w:type="spellEnd"/>
+            <w:r>
+              <w:rPr>
+                <w:b/>
+                <w:bCs/>
+                <w:color w:val="000000" w:themeColor="text1"/>
+              </w:rPr>
+              <w:t xml:space="preserve"> </w:t>
+            </w:r>
+            <w:proofErr w:type="spellStart"/>
+            <w:r>
+              <w:rPr>
+                <w:b/>
+                <w:bCs/>
+                <w:color w:val="000000" w:themeColor="text1"/>
+              </w:rPr>
+              <w:t>install</w:t>
+            </w:r>
+            <w:proofErr w:type="spellEnd"/>
+            <w:r>
+              <w:rPr>
+                <w:b/>
+                <w:bCs/>
+                <w:color w:val="000000" w:themeColor="text1"/>
+              </w:rPr>
+              <w:t xml:space="preserve"> fail2ban</w:t>
+            </w:r>
+          </w:p>
+        </w:tc>
+        <w:tc>
+          <w:tcPr>
+            <w:tcW w:w="4491" w:type="dxa"/>
+            <w:tcBorders>
+              <w:top w:val="single" w:sz="4" w:space="0" w:color="auto"/>
+              <w:right w:val="single" w:sz="4" w:space="0" w:color="auto"/>
+            </w:tcBorders>
+            <w:vAlign w:val="center"/>
+            <w:hideMark/>
+          </w:tcPr>
+          <w:p>
+            <w:pPr>
+              <w:rPr>
+                <w:b/>
+                <w:bCs/>
+                <w:color w:val="000000" w:themeColor="text1"/>
+              </w:rPr>
+            </w:pPr>
+            <w:r>
+              <w:rPr>
+                <w:b/>
+                <w:bCs/>
+                <w:color w:val="000000" w:themeColor="text1"/>
+              </w:rPr>
+              <w:t>Installer Fail2ban.</w:t>
+            </w:r>
+          </w:p>
+        </w:tc>
+      </w:tr>
+      <w:tr>
+        <w:trPr>
+          <w:tblCellSpacing w:w="15" w:type="dxa"/>
+        </w:trPr>
+        <w:tc>
+          <w:tcPr>
+            <w:tcW w:w="4486" w:type="dxa"/>
+            <w:tcBorders>
+              <w:top w:val="single" w:sz="4" w:space="0" w:color="auto"/>
+              <w:left w:val="single" w:sz="4" w:space="0" w:color="auto"/>
+              <w:right w:val="single" w:sz="4" w:space="0" w:color="auto"/>
+            </w:tcBorders>
+            <w:vAlign w:val="center"/>
+            <w:hideMark/>
+          </w:tcPr>
+          <w:p>
+            <w:pPr>
+              <w:rPr>
+                <w:b/>
+                <w:bCs/>
+                <w:color w:val="000000" w:themeColor="text1"/>
+              </w:rPr>
+            </w:pPr>
+            <w:proofErr w:type="spellStart"/>
+            <w:proofErr w:type="gramStart"/>
+            <w:r>
+              <w:rPr>
+                <w:b/>
+                <w:bCs/>
+                <w:color w:val="000000" w:themeColor="text1"/>
+              </w:rPr>
+              <w:t>sudo</w:t>
+            </w:r>
+            <w:proofErr w:type="spellEnd"/>
+            <w:proofErr w:type="gramEnd"/>
+            <w:r>
+              <w:rPr>
+                <w:b/>
+                <w:bCs/>
+                <w:color w:val="000000" w:themeColor="text1"/>
+              </w:rPr>
+              <w:t xml:space="preserve"> nano /</w:t>
+            </w:r>
+            <w:proofErr w:type="spellStart"/>
+            <w:r>
+              <w:rPr>
+                <w:b/>
+                <w:bCs/>
+                <w:color w:val="000000" w:themeColor="text1"/>
+              </w:rPr>
+              <w:t>etc</w:t>
+            </w:r>
+            <w:proofErr w:type="spellEnd"/>
+            <w:r>
+              <w:rPr>
+                <w:b/>
+                <w:bCs/>
+                <w:color w:val="000000" w:themeColor="text1"/>
+              </w:rPr>
+              <w:t>/fail2ban/</w:t>
+            </w:r>
+            <w:proofErr w:type="spellStart"/>
+            <w:r>
+              <w:rPr>
+                <w:b/>
+                <w:bCs/>
+                <w:color w:val="000000" w:themeColor="text1"/>
+              </w:rPr>
+              <w:t>jail.local</w:t>
+            </w:r>
+            <w:proofErr w:type="spellEnd"/>
+          </w:p>
+        </w:tc>
+        <w:tc>
+          <w:tcPr>
+            <w:tcW w:w="4491" w:type="dxa"/>
+            <w:tcBorders>
+              <w:top w:val="single" w:sz="4" w:space="0" w:color="auto"/>
+              <w:right w:val="single" w:sz="4" w:space="0" w:color="auto"/>
+            </w:tcBorders>
+            <w:vAlign w:val="center"/>
+            <w:hideMark/>
+          </w:tcPr>
+          <w:p>
+            <w:pPr>
+              <w:rPr>
+                <w:b/>
+                <w:bCs/>
+                <w:color w:val="000000" w:themeColor="text1"/>
+              </w:rPr>
+            </w:pPr>
+            <w:r>
+              <w:rPr>
+                <w:b/>
+                <w:bCs/>
+                <w:color w:val="000000" w:themeColor="text1"/>
+              </w:rPr>
+              <w:t>Créer la configuration locale.</w:t>
+            </w:r>
+          </w:p>
+        </w:tc>
+      </w:tr>
+      <w:tr>
+        <w:trPr>
+          <w:tblCellSpacing w:w="15" w:type="dxa"/>
+        </w:trPr>
+        <w:tc>
+          <w:tcPr>
+            <w:tcW w:w="4486" w:type="dxa"/>
+            <w:tcBorders>
+              <w:top w:val="single" w:sz="4" w:space="0" w:color="auto"/>
+              <w:left w:val="single" w:sz="4" w:space="0" w:color="auto"/>
+              <w:right w:val="single" w:sz="4" w:space="0" w:color="auto"/>
+            </w:tcBorders>
+            <w:vAlign w:val="center"/>
+            <w:hideMark/>
+          </w:tcPr>
+          <w:p>
+            <w:pPr>
+              <w:rPr>
+                <w:b/>
+                <w:bCs/>
+                <w:color w:val="000000" w:themeColor="text1"/>
+              </w:rPr>
+            </w:pPr>
+            <w:proofErr w:type="spellStart"/>
+            <w:proofErr w:type="gramStart"/>
+            <w:r>
+              <w:rPr>
+                <w:b/>
+                <w:bCs/>
+                <w:color w:val="000000" w:themeColor="text1"/>
+              </w:rPr>
+              <w:t>sudo</w:t>
+            </w:r>
+            <w:proofErr w:type="spellEnd"/>
+            <w:proofErr w:type="gramEnd"/>
+            <w:r>
+              <w:rPr>
+                <w:b/>
+                <w:bCs/>
+                <w:color w:val="000000" w:themeColor="text1"/>
+              </w:rPr>
+              <w:t xml:space="preserve"> </w:t>
+            </w:r>
+            <w:proofErr w:type="spellStart"/>
+            <w:r>
+              <w:rPr>
+                <w:b/>
+                <w:bCs/>
+                <w:color w:val="000000" w:themeColor="text1"/>
+              </w:rPr>
+              <w:t>systemctl</w:t>
+            </w:r>
+            <w:proofErr w:type="spellEnd"/>
+            <w:r>
+              <w:rPr>
+                <w:b/>
+                <w:bCs/>
+                <w:color w:val="000000" w:themeColor="text1"/>
+              </w:rPr>
+              <w:t xml:space="preserve"> restart fail2ban</w:t>
+            </w:r>
+          </w:p>
+        </w:tc>
+        <w:tc>
+          <w:tcPr>
+            <w:tcW w:w="4491" w:type="dxa"/>
+            <w:tcBorders>
+              <w:top w:val="single" w:sz="4" w:space="0" w:color="auto"/>
+              <w:right w:val="single" w:sz="4" w:space="0" w:color="auto"/>
+            </w:tcBorders>
+            <w:vAlign w:val="center"/>
+            <w:hideMark/>
+          </w:tcPr>
+          <w:p>
+            <w:pPr>
+              <w:rPr>
+                <w:b/>
+                <w:bCs/>
+                <w:color w:val="000000" w:themeColor="text1"/>
+              </w:rPr>
+            </w:pPr>
+            <w:r>
+              <w:rPr>
+                <w:b/>
+                <w:bCs/>
+                <w:color w:val="000000" w:themeColor="text1"/>
+              </w:rPr>
+              <w:t>Redémarrer Fail2ban.</w:t>
+            </w:r>
+          </w:p>
+        </w:tc>
+      </w:tr>
+      <w:tr>
+        <w:trPr>
+          <w:tblCellSpacing w:w="15" w:type="dxa"/>
+        </w:trPr>
+        <w:tc>
+          <w:tcPr>
+            <w:tcW w:w="4486" w:type="dxa"/>
+            <w:tcBorders>
+              <w:top w:val="single" w:sz="4" w:space="0" w:color="auto"/>
+              <w:left w:val="single" w:sz="4" w:space="0" w:color="auto"/>
+              <w:bottom w:val="single" w:sz="4" w:space="0" w:color="auto"/>
+              <w:right w:val="single" w:sz="4" w:space="0" w:color="auto"/>
+            </w:tcBorders>
+            <w:vAlign w:val="center"/>
+            <w:hideMark/>
+          </w:tcPr>
+          <w:p>
+            <w:pPr>
+              <w:rPr>
+                <w:b/>
+                <w:bCs/>
+                <w:color w:val="000000" w:themeColor="text1"/>
+              </w:rPr>
+            </w:pPr>
+            <w:proofErr w:type="spellStart"/>
+            <w:proofErr w:type="gramStart"/>
+            <w:r>
+              <w:rPr>
+                <w:b/>
+                <w:bCs/>
+                <w:color w:val="000000" w:themeColor="text1"/>
+              </w:rPr>
+              <w:t>sudo</w:t>
+            </w:r>
+            <w:proofErr w:type="spellEnd"/>
+            <w:proofErr w:type="gramEnd"/>
+            <w:r>
+              <w:rPr>
+                <w:b/>
+                <w:bCs/>
+                <w:color w:val="000000" w:themeColor="text1"/>
+              </w:rPr>
+              <w:t xml:space="preserve"> fail2ban-client </w:t>
+            </w:r>
+            <w:proofErr w:type="spellStart"/>
+            <w:r>
+              <w:rPr>
+                <w:b/>
+                <w:bCs/>
+                <w:color w:val="000000" w:themeColor="text1"/>
+              </w:rPr>
+              <w:t>status</w:t>
+            </w:r>
+            <w:proofErr w:type="spellEnd"/>
+          </w:p>
+        </w:tc>
+        <w:tc>
+          <w:tcPr>
+            <w:tcW w:w="4491" w:type="dxa"/>
+            <w:tcBorders>
+              <w:top w:val="single" w:sz="4" w:space="0" w:color="auto"/>
+              <w:bottom w:val="single" w:sz="4" w:space="0" w:color="auto"/>
+              <w:right w:val="single" w:sz="4" w:space="0" w:color="auto"/>
+            </w:tcBorders>
+            <w:vAlign w:val="center"/>
+            <w:hideMark/>
+          </w:tcPr>
+          <w:p>
+            <w:pPr>
+              <w:rPr>
+                <w:b/>
+                <w:bCs/>
+                <w:color w:val="000000" w:themeColor="text1"/>
+              </w:rPr>
+            </w:pPr>
+            <w:r>
+              <w:rPr>
+                <w:b/>
+                <w:bCs/>
+                <w:color w:val="000000" w:themeColor="text1"/>
+              </w:rPr>
+              <w:t xml:space="preserve">Voir les </w:t>
+            </w:r>
+            <w:proofErr w:type="spellStart"/>
+            <w:r>
+              <w:rPr>
+                <w:b/>
+                <w:bCs/>
+                <w:color w:val="000000" w:themeColor="text1"/>
+              </w:rPr>
+              <w:t>jails</w:t>
+            </w:r>
+            <w:proofErr w:type="spellEnd"/>
+            <w:r>
+              <w:rPr>
+                <w:b/>
+                <w:bCs/>
+                <w:color w:val="000000" w:themeColor="text1"/>
+              </w:rPr>
+              <w:t xml:space="preserve"> actives.</w:t>
+            </w:r>
+          </w:p>
+        </w:tc>
+      </w:tr>
+      <w:tr>
+        <w:trPr>
+          <w:tblCellSpacing w:w="15" w:type="dxa"/>
+        </w:trPr>
+        <w:tc>
+          <w:tcPr>
+            <w:tcW w:w="4486" w:type="dxa"/>
+            <w:tcBorders>
+              <w:left w:val="single" w:sz="4" w:space="0" w:color="auto"/>
+              <w:right w:val="single" w:sz="4" w:space="0" w:color="auto"/>
+            </w:tcBorders>
+            <w:vAlign w:val="center"/>
+            <w:hideMark/>
+          </w:tcPr>
+          <w:p>
+            <w:pPr>
+              <w:rPr>
+                <w:b/>
+                <w:bCs/>
+                <w:color w:val="000000" w:themeColor="text1"/>
+                <w:lang w:val="en-US"/>
+              </w:rPr>
+            </w:pPr>
+            <w:proofErr w:type="spellStart"/>
+            <w:r>
+              <w:rPr>
+                <w:b/>
+                <w:bCs/>
+                <w:color w:val="000000" w:themeColor="text1"/>
+                <w:lang w:val="en-US"/>
+              </w:rPr>
+              <w:t>sudo</w:t>
+            </w:r>
+            <w:proofErr w:type="spellEnd"/>
+            <w:r>
+              <w:rPr>
+                <w:b/>
+                <w:bCs/>
+                <w:color w:val="000000" w:themeColor="text1"/>
+                <w:lang w:val="en-US"/>
+              </w:rPr>
+              <w:t xml:space="preserve"> fail2ban-client status </w:t>
+            </w:r>
+            <w:proofErr w:type="spellStart"/>
+            <w:r>
+              <w:rPr>
+                <w:b/>
+                <w:bCs/>
+                <w:color w:val="000000" w:themeColor="text1"/>
+                <w:lang w:val="en-US"/>
+              </w:rPr>
+              <w:t>sshd</w:t>
+            </w:r>
+            <w:proofErr w:type="spellEnd"/>
+          </w:p>
+        </w:tc>
+        <w:tc>
+          <w:tcPr>
+            <w:tcW w:w="4491" w:type="dxa"/>
+            <w:tcBorders>
+              <w:right w:val="single" w:sz="4" w:space="0" w:color="auto"/>
+            </w:tcBorders>
+            <w:vAlign w:val="center"/>
+            <w:hideMark/>
+          </w:tcPr>
+          <w:p>
+            <w:pPr>
+              <w:rPr>
+                <w:b/>
+                <w:bCs/>
+                <w:color w:val="000000" w:themeColor="text1"/>
+              </w:rPr>
+            </w:pPr>
+            <w:r>
+              <w:rPr>
+                <w:b/>
+                <w:bCs/>
+                <w:color w:val="000000" w:themeColor="text1"/>
+              </w:rPr>
+              <w:t>Voir les tentatives et bans SSH.</w:t>
+            </w:r>
+          </w:p>
+        </w:tc>
+      </w:tr>
+      <w:tr>
+        <w:trPr>
+          <w:tblCellSpacing w:w="15" w:type="dxa"/>
+        </w:trPr>
+        <w:tc>
+          <w:tcPr>
+            <w:tcW w:w="4486" w:type="dxa"/>
+            <w:tcBorders>
+              <w:top w:val="single" w:sz="4" w:space="0" w:color="auto"/>
+              <w:left w:val="single" w:sz="4" w:space="0" w:color="auto"/>
+              <w:bottom w:val="single" w:sz="4" w:space="0" w:color="auto"/>
+              <w:right w:val="single" w:sz="4" w:space="0" w:color="auto"/>
+            </w:tcBorders>
+            <w:vAlign w:val="center"/>
+            <w:hideMark/>
+          </w:tcPr>
+          <w:p>
+            <w:pPr>
+              <w:rPr>
+                <w:b/>
+                <w:bCs/>
+                <w:color w:val="000000" w:themeColor="text1"/>
+              </w:rPr>
+            </w:pPr>
+            <w:proofErr w:type="spellStart"/>
+            <w:proofErr w:type="gramStart"/>
+            <w:r>
+              <w:rPr>
+                <w:b/>
+                <w:bCs/>
+                <w:color w:val="000000" w:themeColor="text1"/>
+              </w:rPr>
+              <w:t>sudo</w:t>
+            </w:r>
+            <w:proofErr w:type="spellEnd"/>
+            <w:proofErr w:type="gramEnd"/>
+            <w:r>
+              <w:rPr>
+                <w:b/>
+                <w:bCs/>
+                <w:color w:val="000000" w:themeColor="text1"/>
+              </w:rPr>
+              <w:t xml:space="preserve"> </w:t>
+            </w:r>
+            <w:proofErr w:type="spellStart"/>
+            <w:r>
+              <w:rPr>
+                <w:b/>
+                <w:bCs/>
+                <w:color w:val="000000" w:themeColor="text1"/>
+              </w:rPr>
+              <w:t>tail</w:t>
+            </w:r>
+            <w:proofErr w:type="spellEnd"/>
+            <w:r>
+              <w:rPr>
+                <w:b/>
+                <w:bCs/>
+                <w:color w:val="000000" w:themeColor="text1"/>
+              </w:rPr>
+              <w:t xml:space="preserve"> -f /var/log/fail2ban.log</w:t>
+            </w:r>
+          </w:p>
+        </w:tc>
+        <w:tc>
+          <w:tcPr>
+            <w:tcW w:w="4491" w:type="dxa"/>
+            <w:tcBorders>
+              <w:top w:val="single" w:sz="4" w:space="0" w:color="auto"/>
+              <w:bottom w:val="single" w:sz="4" w:space="0" w:color="auto"/>
+              <w:right w:val="single" w:sz="4" w:space="0" w:color="auto"/>
+            </w:tcBorders>
+            <w:vAlign w:val="center"/>
+            <w:hideMark/>
+          </w:tcPr>
+          <w:p>
+            <w:pPr>
+              <w:rPr>
+                <w:b/>
+                <w:bCs/>
+                <w:color w:val="000000" w:themeColor="text1"/>
+              </w:rPr>
+            </w:pPr>
+            <w:r>
+              <w:rPr>
+                <w:b/>
+                <w:bCs/>
+                <w:color w:val="000000" w:themeColor="text1"/>
+              </w:rPr>
+              <w:t>Voir les bannissements en direct.</w:t>
+            </w:r>
+          </w:p>
+        </w:tc>
+      </w:tr>
+    </w:tbl>
+    <w:p>
+      <w:pPr>
+        <w:rPr>
+          <w:b/>
+          <w:bCs/>
+          <w:color w:val="156082" w:themeColor="accent1"/>
+          <w:sz w:val="32"/>
+          <w:szCs w:val="32"/>
+        </w:rPr>
+      </w:pPr>
+    </w:p>
+    <w:p>
+      <w:pPr>
+        <w:rPr>
+          <w:b/>
+          <w:bCs/>
+          <w:color w:val="156082" w:themeColor="accent1"/>
+          <w:sz w:val="32"/>
+          <w:szCs w:val="32"/>
+        </w:rPr>
+      </w:pPr>
+    </w:p>
+    <w:p>
+      <w:pPr>
+        <w:pStyle w:val="ListParagraph"/>
+        <w:numPr>
+          <w:ilvl w:val="0"/>
+          <w:numId w:val="1"/>
+        </w:numPr>
+        <w:rPr>
+          <w:b/>
+          <w:bCs/>
+          <w:color w:val="156082" w:themeColor="accent1"/>
+          <w:sz w:val="32"/>
+          <w:szCs w:val="32"/>
+        </w:rPr>
+      </w:pPr>
+      <w:r>
+        <w:rPr>
+          <w:b/>
+          <w:bCs/>
+          <w:color w:val="156082" w:themeColor="accent1"/>
+          <w:sz w:val="32"/>
+          <w:szCs w:val="32"/>
+        </w:rPr>
+        <w:t>Commandes de gestion des logs</w:t>
+      </w:r>
+    </w:p>
+    <w:tbl>
+      <w:tblPr>
+        <w:tblW w:w="9067" w:type="dxa"/>
+        <w:tblCellSpacing w:w="15" w:type="dxa"/>
+        <w:tblCellMar>
+          <w:top w:w="15" w:type="dxa"/>
+          <w:left w:w="15" w:type="dxa"/>
+          <w:bottom w:w="15" w:type="dxa"/>
+          <w:right w:w="15" w:type="dxa"/>
+        </w:tblCellMar>
+        <w:tblLook w:val="04A0" w:firstRow="1" w:lastRow="0" w:firstColumn="1" w:lastColumn="0" w:noHBand="0" w:noVBand="1"/>
+      </w:tblPr>
+      <w:tblGrid>
+        <w:gridCol w:w="3905"/>
+        <w:gridCol w:w="5162"/>
+      </w:tblGrid>
+      <w:tr>
+        <w:trPr>
+          <w:tblHeader/>
+          <w:tblCellSpacing w:w="15" w:type="dxa"/>
+        </w:trPr>
+        <w:tc>
+          <w:tcPr>
+            <w:tcW w:w="3860" w:type="dxa"/>
+            <w:tcBorders>
+              <w:top w:val="single" w:sz="4" w:space="0" w:color="auto"/>
+              <w:left w:val="single" w:sz="4" w:space="0" w:color="auto"/>
+              <w:bottom w:val="single" w:sz="4" w:space="0" w:color="auto"/>
+            </w:tcBorders>
+            <w:vAlign w:val="center"/>
+            <w:hideMark/>
+          </w:tcPr>
+          <w:p>
+            <w:pPr>
+              <w:rPr>
+                <w:b/>
+                <w:bCs/>
+                <w:color w:val="156082" w:themeColor="accent1"/>
+                <w:sz w:val="32"/>
+                <w:szCs w:val="32"/>
+              </w:rPr>
+            </w:pPr>
+            <w:r>
+              <w:rPr>
+                <w:b/>
+                <w:bCs/>
+                <w:color w:val="156082" w:themeColor="accent1"/>
+                <w:sz w:val="32"/>
+                <w:szCs w:val="32"/>
+              </w:rPr>
+              <w:t>Commande</w:t>
+            </w:r>
+          </w:p>
+        </w:tc>
+        <w:tc>
+          <w:tcPr>
+            <w:tcW w:w="5117" w:type="dxa"/>
+            <w:tcBorders>
+              <w:top w:val="single" w:sz="4" w:space="0" w:color="auto"/>
+              <w:left w:val="single" w:sz="4" w:space="0" w:color="auto"/>
+              <w:bottom w:val="single" w:sz="4" w:space="0" w:color="auto"/>
+              <w:right w:val="single" w:sz="4" w:space="0" w:color="auto"/>
+            </w:tcBorders>
+            <w:vAlign w:val="center"/>
+            <w:hideMark/>
+          </w:tcPr>
+          <w:p>
+            <w:pPr>
+              <w:rPr>
+                <w:b/>
+                <w:bCs/>
+                <w:color w:val="156082" w:themeColor="accent1"/>
+                <w:sz w:val="32"/>
+                <w:szCs w:val="32"/>
+              </w:rPr>
+            </w:pPr>
+            <w:r>
+              <w:rPr>
+                <w:b/>
+                <w:bCs/>
+                <w:color w:val="156082" w:themeColor="accent1"/>
+                <w:sz w:val="32"/>
+                <w:szCs w:val="32"/>
+              </w:rPr>
+              <w:t>Explication</w:t>
+            </w:r>
+          </w:p>
+        </w:tc>
+      </w:tr>
+      <w:tr>
+        <w:trPr>
+          <w:tblCellSpacing w:w="15" w:type="dxa"/>
+        </w:trPr>
+        <w:tc>
+          <w:tcPr>
+            <w:tcW w:w="3860" w:type="dxa"/>
+            <w:tcBorders>
+              <w:left w:val="single" w:sz="4" w:space="0" w:color="auto"/>
+            </w:tcBorders>
+            <w:vAlign w:val="center"/>
+            <w:hideMark/>
+          </w:tcPr>
+          <w:p>
+            <w:pPr>
+              <w:rPr>
+                <w:b/>
+                <w:bCs/>
+                <w:color w:val="000000" w:themeColor="text1"/>
+              </w:rPr>
+            </w:pPr>
+            <w:proofErr w:type="spellStart"/>
+            <w:proofErr w:type="gramStart"/>
+            <w:r>
+              <w:rPr>
+                <w:b/>
+                <w:bCs/>
+                <w:color w:val="000000" w:themeColor="text1"/>
+              </w:rPr>
+              <w:t>journalctl</w:t>
+            </w:r>
+            <w:proofErr w:type="spellEnd"/>
+            <w:proofErr w:type="gramEnd"/>
+            <w:r>
+              <w:rPr>
+                <w:b/>
+                <w:bCs/>
+                <w:color w:val="000000" w:themeColor="text1"/>
+              </w:rPr>
+              <w:t xml:space="preserve"> -</w:t>
+            </w:r>
+            <w:proofErr w:type="spellStart"/>
+            <w:r>
+              <w:rPr>
+                <w:b/>
+                <w:bCs/>
+                <w:color w:val="000000" w:themeColor="text1"/>
+              </w:rPr>
+              <w:t>xe</w:t>
+            </w:r>
+            <w:proofErr w:type="spellEnd"/>
+          </w:p>
+        </w:tc>
+        <w:tc>
+          <w:tcPr>
+            <w:tcW w:w="5117" w:type="dxa"/>
+            <w:tcBorders>
+              <w:left w:val="single" w:sz="4" w:space="0" w:color="auto"/>
+              <w:right w:val="single" w:sz="4" w:space="0" w:color="auto"/>
+            </w:tcBorders>
+            <w:vAlign w:val="center"/>
+            <w:hideMark/>
+          </w:tcPr>
+          <w:p>
+            <w:pPr>
+              <w:rPr>
+                <w:b/>
+                <w:bCs/>
+                <w:color w:val="000000" w:themeColor="text1"/>
+              </w:rPr>
+            </w:pPr>
+            <w:r>
+              <w:rPr>
+                <w:b/>
+                <w:bCs/>
+                <w:color w:val="000000" w:themeColor="text1"/>
+              </w:rPr>
+              <w:t>Voir les logs système détaillés.</w:t>
+            </w:r>
+          </w:p>
+        </w:tc>
+      </w:tr>
+      <w:tr>
+        <w:trPr>
+          <w:tblCellSpacing w:w="15" w:type="dxa"/>
+        </w:trPr>
+        <w:tc>
+          <w:tcPr>
+            <w:tcW w:w="3860" w:type="dxa"/>
+            <w:tcBorders>
+              <w:top w:val="single" w:sz="4" w:space="0" w:color="auto"/>
+              <w:left w:val="single" w:sz="4" w:space="0" w:color="auto"/>
+              <w:bottom w:val="single" w:sz="4" w:space="0" w:color="auto"/>
+            </w:tcBorders>
+            <w:vAlign w:val="center"/>
+            <w:hideMark/>
+          </w:tcPr>
+          <w:p>
+            <w:pPr>
+              <w:rPr>
+                <w:b/>
+                <w:bCs/>
+                <w:color w:val="000000" w:themeColor="text1"/>
+              </w:rPr>
+            </w:pPr>
+            <w:proofErr w:type="spellStart"/>
+            <w:proofErr w:type="gramStart"/>
+            <w:r>
+              <w:rPr>
+                <w:b/>
+                <w:bCs/>
+                <w:color w:val="000000" w:themeColor="text1"/>
+              </w:rPr>
+              <w:t>journalctl</w:t>
+            </w:r>
+            <w:proofErr w:type="spellEnd"/>
+            <w:proofErr w:type="gramEnd"/>
+            <w:r>
+              <w:rPr>
+                <w:b/>
+                <w:bCs/>
+                <w:color w:val="000000" w:themeColor="text1"/>
+              </w:rPr>
+              <w:t xml:space="preserve"> -u </w:t>
+            </w:r>
+            <w:proofErr w:type="spellStart"/>
+            <w:r>
+              <w:rPr>
+                <w:b/>
+                <w:bCs/>
+                <w:color w:val="000000" w:themeColor="text1"/>
+              </w:rPr>
+              <w:t>ssh</w:t>
+            </w:r>
+            <w:proofErr w:type="spellEnd"/>
+          </w:p>
+        </w:tc>
+        <w:tc>
+          <w:tcPr>
+            <w:tcW w:w="5117" w:type="dxa"/>
+            <w:tcBorders>
+              <w:top w:val="single" w:sz="4" w:space="0" w:color="auto"/>
+              <w:left w:val="single" w:sz="4" w:space="0" w:color="auto"/>
+              <w:bottom w:val="single" w:sz="4" w:space="0" w:color="auto"/>
+              <w:right w:val="single" w:sz="4" w:space="0" w:color="auto"/>
+            </w:tcBorders>
+            <w:vAlign w:val="center"/>
+            <w:hideMark/>
+          </w:tcPr>
+          <w:p>
+            <w:pPr>
+              <w:rPr>
+                <w:b/>
+                <w:bCs/>
+                <w:color w:val="000000" w:themeColor="text1"/>
+              </w:rPr>
+            </w:pPr>
+            <w:r>
+              <w:rPr>
+                <w:b/>
+                <w:bCs/>
+                <w:color w:val="000000" w:themeColor="text1"/>
+              </w:rPr>
+              <w:t>Voir les logs du service SSH.</w:t>
+            </w:r>
+          </w:p>
+        </w:tc>
+      </w:tr>
+      <w:tr>
+        <w:trPr>
+          <w:tblCellSpacing w:w="15" w:type="dxa"/>
+        </w:trPr>
+        <w:tc>
+          <w:tcPr>
+            <w:tcW w:w="3860" w:type="dxa"/>
+            <w:tcBorders>
+              <w:top w:val="single" w:sz="4" w:space="0" w:color="auto"/>
+              <w:left w:val="single" w:sz="4" w:space="0" w:color="auto"/>
+              <w:bottom w:val="single" w:sz="4" w:space="0" w:color="auto"/>
+            </w:tcBorders>
+            <w:vAlign w:val="center"/>
+            <w:hideMark/>
+          </w:tcPr>
+          <w:p>
+            <w:pPr>
+              <w:rPr>
+                <w:b/>
+                <w:bCs/>
+                <w:color w:val="000000" w:themeColor="text1"/>
+              </w:rPr>
+            </w:pPr>
+            <w:proofErr w:type="spellStart"/>
+            <w:proofErr w:type="gramStart"/>
+            <w:r>
+              <w:rPr>
+                <w:b/>
+                <w:bCs/>
+                <w:color w:val="000000" w:themeColor="text1"/>
+              </w:rPr>
+              <w:lastRenderedPageBreak/>
+              <w:t>journalctl</w:t>
+            </w:r>
+            <w:proofErr w:type="spellEnd"/>
+            <w:proofErr w:type="gramEnd"/>
+            <w:r>
+              <w:rPr>
+                <w:b/>
+                <w:bCs/>
+                <w:color w:val="000000" w:themeColor="text1"/>
+              </w:rPr>
+              <w:t xml:space="preserve"> -f</w:t>
+            </w:r>
+          </w:p>
+        </w:tc>
+        <w:tc>
+          <w:tcPr>
+            <w:tcW w:w="5117" w:type="dxa"/>
+            <w:tcBorders>
+              <w:top w:val="single" w:sz="4" w:space="0" w:color="auto"/>
+              <w:left w:val="single" w:sz="4" w:space="0" w:color="auto"/>
+              <w:bottom w:val="single" w:sz="4" w:space="0" w:color="auto"/>
+              <w:right w:val="single" w:sz="4" w:space="0" w:color="auto"/>
+            </w:tcBorders>
+            <w:vAlign w:val="center"/>
+            <w:hideMark/>
+          </w:tcPr>
+          <w:p>
+            <w:pPr>
+              <w:rPr>
+                <w:b/>
+                <w:bCs/>
+                <w:color w:val="000000" w:themeColor="text1"/>
+              </w:rPr>
+            </w:pPr>
+            <w:r>
+              <w:rPr>
+                <w:b/>
+                <w:bCs/>
+                <w:color w:val="000000" w:themeColor="text1"/>
+              </w:rPr>
+              <w:t>Suivre les logs en temps réel.</w:t>
+            </w:r>
+          </w:p>
+        </w:tc>
+      </w:tr>
+      <w:tr>
+        <w:trPr>
+          <w:tblCellSpacing w:w="15" w:type="dxa"/>
+        </w:trPr>
+        <w:tc>
+          <w:tcPr>
+            <w:tcW w:w="3860" w:type="dxa"/>
+            <w:tcBorders>
+              <w:top w:val="single" w:sz="4" w:space="0" w:color="auto"/>
+              <w:left w:val="single" w:sz="4" w:space="0" w:color="auto"/>
+              <w:bottom w:val="single" w:sz="4" w:space="0" w:color="auto"/>
+            </w:tcBorders>
+            <w:vAlign w:val="center"/>
+            <w:hideMark/>
+          </w:tcPr>
+          <w:p>
+            <w:pPr>
+              <w:rPr>
+                <w:b/>
+                <w:bCs/>
+                <w:color w:val="000000" w:themeColor="text1"/>
+              </w:rPr>
+            </w:pPr>
+            <w:proofErr w:type="spellStart"/>
+            <w:proofErr w:type="gramStart"/>
+            <w:r>
+              <w:rPr>
+                <w:b/>
+                <w:bCs/>
+                <w:color w:val="000000" w:themeColor="text1"/>
+              </w:rPr>
+              <w:t>sudo</w:t>
+            </w:r>
+            <w:proofErr w:type="spellEnd"/>
+            <w:proofErr w:type="gramEnd"/>
+            <w:r>
+              <w:rPr>
+                <w:b/>
+                <w:bCs/>
+                <w:color w:val="000000" w:themeColor="text1"/>
+              </w:rPr>
+              <w:t xml:space="preserve"> </w:t>
+            </w:r>
+            <w:proofErr w:type="spellStart"/>
+            <w:r>
+              <w:rPr>
+                <w:b/>
+                <w:bCs/>
+                <w:color w:val="000000" w:themeColor="text1"/>
+              </w:rPr>
+              <w:t>tail</w:t>
+            </w:r>
+            <w:proofErr w:type="spellEnd"/>
+            <w:r>
+              <w:rPr>
+                <w:b/>
+                <w:bCs/>
+                <w:color w:val="000000" w:themeColor="text1"/>
+              </w:rPr>
+              <w:t xml:space="preserve"> -f /var/log/auth.log</w:t>
+            </w:r>
+          </w:p>
+        </w:tc>
+        <w:tc>
+          <w:tcPr>
+            <w:tcW w:w="5117" w:type="dxa"/>
+            <w:tcBorders>
+              <w:top w:val="single" w:sz="4" w:space="0" w:color="auto"/>
+              <w:left w:val="single" w:sz="4" w:space="0" w:color="auto"/>
+              <w:bottom w:val="single" w:sz="4" w:space="0" w:color="auto"/>
+              <w:right w:val="single" w:sz="4" w:space="0" w:color="auto"/>
+            </w:tcBorders>
+            <w:vAlign w:val="center"/>
+            <w:hideMark/>
+          </w:tcPr>
+          <w:p>
+            <w:pPr>
+              <w:rPr>
+                <w:b/>
+                <w:bCs/>
+                <w:color w:val="000000" w:themeColor="text1"/>
+              </w:rPr>
+            </w:pPr>
+            <w:r>
+              <w:rPr>
+                <w:b/>
+                <w:bCs/>
+                <w:color w:val="000000" w:themeColor="text1"/>
+              </w:rPr>
+              <w:t>Voir les tentatives d’authentification.</w:t>
+            </w:r>
+          </w:p>
+        </w:tc>
+      </w:tr>
+    </w:tbl>
+    <w:p>
+      <w:pPr>
+        <w:rPr>
+          <w:b/>
+          <w:bCs/>
+          <w:color w:val="156082" w:themeColor="accent1"/>
+          <w:sz w:val="32"/>
+          <w:szCs w:val="32"/>
+        </w:rPr>
+      </w:pPr>
+    </w:p>
+    <w:p>
+      <w:pPr>
+        <w:pStyle w:val="ListParagraph"/>
+        <w:numPr>
+          <w:ilvl w:val="0"/>
+          <w:numId w:val="1"/>
+        </w:numPr>
+        <w:rPr>
+          <w:b/>
+          <w:bCs/>
+          <w:color w:val="156082" w:themeColor="accent1"/>
+          <w:sz w:val="32"/>
+          <w:szCs w:val="32"/>
+        </w:rPr>
+      </w:pPr>
+      <w:r>
+        <w:rPr>
+          <w:b/>
+          <w:bCs/>
+          <w:color w:val="156082" w:themeColor="accent1"/>
+          <w:sz w:val="32"/>
+          <w:szCs w:val="32"/>
+        </w:rPr>
+        <w:t>Commandes de gestion des utilisateurs</w:t>
+      </w:r>
+    </w:p>
+    <w:tbl>
+      <w:tblPr>
+        <w:tblW w:w="0" w:type="auto"/>
+        <w:tblCellSpacing w:w="15" w:type="dxa"/>
+        <w:tblCellMar>
+          <w:top w:w="15" w:type="dxa"/>
+          <w:left w:w="15" w:type="dxa"/>
+          <w:bottom w:w="15" w:type="dxa"/>
+          <w:right w:w="15" w:type="dxa"/>
+        </w:tblCellMar>
+        <w:tblLook w:val="04A0" w:firstRow="1" w:lastRow="0" w:firstColumn="1" w:lastColumn="0" w:noHBand="0" w:noVBand="1"/>
+      </w:tblPr>
+      <w:tblGrid>
+        <w:gridCol w:w="4575"/>
+        <w:gridCol w:w="4487"/>
+      </w:tblGrid>
+      <w:tr>
+        <w:trPr>
+          <w:tblHeader/>
+          <w:tblCellSpacing w:w="15" w:type="dxa"/>
+        </w:trPr>
+        <w:tc>
+          <w:tcPr>
+            <w:tcW w:w="0" w:type="auto"/>
+            <w:tcBorders>
+              <w:top w:val="single" w:sz="4" w:space="0" w:color="auto"/>
+              <w:left w:val="single" w:sz="4" w:space="0" w:color="auto"/>
+              <w:bottom w:val="single" w:sz="4" w:space="0" w:color="auto"/>
+              <w:right w:val="single" w:sz="4" w:space="0" w:color="auto"/>
+            </w:tcBorders>
+            <w:vAlign w:val="center"/>
+            <w:hideMark/>
+          </w:tcPr>
+          <w:p>
+            <w:pPr>
+              <w:rPr>
+                <w:b/>
+                <w:bCs/>
+                <w:color w:val="156082" w:themeColor="accent1"/>
+                <w:sz w:val="32"/>
+                <w:szCs w:val="32"/>
+              </w:rPr>
+            </w:pPr>
+            <w:r>
+              <w:rPr>
+                <w:b/>
+                <w:bCs/>
+                <w:color w:val="156082" w:themeColor="accent1"/>
+                <w:sz w:val="32"/>
+                <w:szCs w:val="32"/>
+              </w:rPr>
+              <w:t>Commande</w:t>
+            </w:r>
+          </w:p>
+        </w:tc>
+        <w:tc>
+          <w:tcPr>
+            <w:tcW w:w="0" w:type="auto"/>
+            <w:tcBorders>
+              <w:top w:val="single" w:sz="4" w:space="0" w:color="auto"/>
+              <w:bottom w:val="single" w:sz="4" w:space="0" w:color="auto"/>
+              <w:right w:val="single" w:sz="4" w:space="0" w:color="auto"/>
+            </w:tcBorders>
+            <w:vAlign w:val="center"/>
+            <w:hideMark/>
+          </w:tcPr>
+          <w:p>
+            <w:pPr>
+              <w:rPr>
+                <w:b/>
+                <w:bCs/>
+                <w:color w:val="156082" w:themeColor="accent1"/>
+                <w:sz w:val="32"/>
+                <w:szCs w:val="32"/>
+              </w:rPr>
+            </w:pPr>
+            <w:r>
+              <w:rPr>
+                <w:b/>
+                <w:bCs/>
+                <w:color w:val="156082" w:themeColor="accent1"/>
+                <w:sz w:val="32"/>
+                <w:szCs w:val="32"/>
+              </w:rPr>
+              <w:t>Explication</w:t>
+            </w:r>
+          </w:p>
+        </w:tc>
+      </w:tr>
+      <w:tr>
+        <w:trPr>
+          <w:tblCellSpacing w:w="15" w:type="dxa"/>
+        </w:trPr>
+        <w:tc>
+          <w:tcPr>
+            <w:tcW w:w="0" w:type="auto"/>
+            <w:tcBorders>
+              <w:left w:val="single" w:sz="4" w:space="0" w:color="auto"/>
+              <w:right w:val="single" w:sz="4" w:space="0" w:color="auto"/>
+            </w:tcBorders>
+            <w:vAlign w:val="center"/>
+            <w:hideMark/>
+          </w:tcPr>
+          <w:p>
+            <w:pPr>
+              <w:rPr>
+                <w:b/>
+                <w:bCs/>
+                <w:color w:val="000000" w:themeColor="text1"/>
+              </w:rPr>
+            </w:pPr>
+            <w:proofErr w:type="gramStart"/>
+            <w:r>
+              <w:rPr>
+                <w:b/>
+                <w:bCs/>
+                <w:color w:val="000000" w:themeColor="text1"/>
+              </w:rPr>
+              <w:t>cat</w:t>
+            </w:r>
+            <w:proofErr w:type="gramEnd"/>
+            <w:r>
+              <w:rPr>
+                <w:b/>
+                <w:bCs/>
+                <w:color w:val="000000" w:themeColor="text1"/>
+              </w:rPr>
+              <w:t xml:space="preserve"> /</w:t>
+            </w:r>
+            <w:proofErr w:type="spellStart"/>
+            <w:r>
+              <w:rPr>
+                <w:b/>
+                <w:bCs/>
+                <w:color w:val="000000" w:themeColor="text1"/>
+              </w:rPr>
+              <w:t>etc</w:t>
+            </w:r>
+            <w:proofErr w:type="spellEnd"/>
+            <w:r>
+              <w:rPr>
+                <w:b/>
+                <w:bCs/>
+                <w:color w:val="000000" w:themeColor="text1"/>
+              </w:rPr>
+              <w:t>/</w:t>
+            </w:r>
+            <w:proofErr w:type="spellStart"/>
+            <w:r>
+              <w:rPr>
+                <w:b/>
+                <w:bCs/>
+                <w:color w:val="000000" w:themeColor="text1"/>
+              </w:rPr>
+              <w:t>passwd</w:t>
+            </w:r>
+            <w:proofErr w:type="spellEnd"/>
+          </w:p>
+        </w:tc>
+        <w:tc>
+          <w:tcPr>
+            <w:tcW w:w="0" w:type="auto"/>
+            <w:tcBorders>
+              <w:right w:val="single" w:sz="4" w:space="0" w:color="auto"/>
+            </w:tcBorders>
+            <w:vAlign w:val="center"/>
+            <w:hideMark/>
+          </w:tcPr>
+          <w:p>
+            <w:pPr>
+              <w:rPr>
+                <w:b/>
+                <w:bCs/>
+                <w:color w:val="000000" w:themeColor="text1"/>
+              </w:rPr>
+            </w:pPr>
+            <w:r>
+              <w:rPr>
+                <w:b/>
+                <w:bCs/>
+                <w:color w:val="000000" w:themeColor="text1"/>
+              </w:rPr>
+              <w:t xml:space="preserve">Voir les comptes utilisateurs et leurs </w:t>
+            </w:r>
+            <w:proofErr w:type="spellStart"/>
+            <w:r>
+              <w:rPr>
+                <w:b/>
+                <w:bCs/>
+                <w:color w:val="000000" w:themeColor="text1"/>
+              </w:rPr>
+              <w:t>shells</w:t>
+            </w:r>
+            <w:proofErr w:type="spellEnd"/>
+            <w:r>
+              <w:rPr>
+                <w:b/>
+                <w:bCs/>
+                <w:color w:val="000000" w:themeColor="text1"/>
+              </w:rPr>
+              <w:t>.</w:t>
+            </w:r>
+          </w:p>
+        </w:tc>
+      </w:tr>
+      <w:tr>
+        <w:trPr>
+          <w:tblCellSpacing w:w="15" w:type="dxa"/>
+        </w:trPr>
+        <w:tc>
+          <w:tcPr>
+            <w:tcW w:w="0" w:type="auto"/>
+            <w:tcBorders>
+              <w:top w:val="single" w:sz="4" w:space="0" w:color="auto"/>
+              <w:left w:val="single" w:sz="4" w:space="0" w:color="auto"/>
+              <w:right w:val="single" w:sz="4" w:space="0" w:color="auto"/>
+            </w:tcBorders>
+            <w:vAlign w:val="center"/>
+            <w:hideMark/>
+          </w:tcPr>
+          <w:p>
+            <w:pPr>
+              <w:rPr>
+                <w:b/>
+                <w:bCs/>
+                <w:color w:val="000000" w:themeColor="text1"/>
+                <w:lang w:val="en-US"/>
+              </w:rPr>
+            </w:pPr>
+            <w:proofErr w:type="spellStart"/>
+            <w:r>
+              <w:rPr>
+                <w:b/>
+                <w:bCs/>
+                <w:color w:val="000000" w:themeColor="text1"/>
+                <w:lang w:val="en-US"/>
+              </w:rPr>
+              <w:t>sudo</w:t>
+            </w:r>
+            <w:proofErr w:type="spellEnd"/>
+            <w:r>
+              <w:rPr>
+                <w:b/>
+                <w:bCs/>
+                <w:color w:val="000000" w:themeColor="text1"/>
+                <w:lang w:val="en-US"/>
+              </w:rPr>
+              <w:t xml:space="preserve"> </w:t>
+            </w:r>
+            <w:proofErr w:type="spellStart"/>
+            <w:r>
+              <w:rPr>
+                <w:b/>
+                <w:bCs/>
+                <w:color w:val="000000" w:themeColor="text1"/>
+                <w:lang w:val="en-US"/>
+              </w:rPr>
+              <w:t>usermod</w:t>
+            </w:r>
+            <w:proofErr w:type="spellEnd"/>
+            <w:r>
+              <w:rPr>
+                <w:b/>
+                <w:bCs/>
+                <w:color w:val="000000" w:themeColor="text1"/>
+                <w:lang w:val="en-US"/>
+              </w:rPr>
+              <w:t xml:space="preserve"> -s /</w:t>
+            </w:r>
+            <w:proofErr w:type="spellStart"/>
+            <w:r>
+              <w:rPr>
+                <w:b/>
+                <w:bCs/>
+                <w:color w:val="000000" w:themeColor="text1"/>
+                <w:lang w:val="en-US"/>
+              </w:rPr>
+              <w:t>usr</w:t>
+            </w:r>
+            <w:proofErr w:type="spellEnd"/>
+            <w:r>
+              <w:rPr>
+                <w:b/>
+                <w:bCs/>
+                <w:color w:val="000000" w:themeColor="text1"/>
+                <w:lang w:val="en-US"/>
+              </w:rPr>
+              <w:t>/</w:t>
+            </w:r>
+            <w:proofErr w:type="spellStart"/>
+            <w:r>
+              <w:rPr>
+                <w:b/>
+                <w:bCs/>
+                <w:color w:val="000000" w:themeColor="text1"/>
+                <w:lang w:val="en-US"/>
+              </w:rPr>
+              <w:t>sbin</w:t>
+            </w:r>
+            <w:proofErr w:type="spellEnd"/>
+            <w:r>
+              <w:rPr>
+                <w:b/>
+                <w:bCs/>
+                <w:color w:val="000000" w:themeColor="text1"/>
+                <w:lang w:val="en-US"/>
+              </w:rPr>
+              <w:t>/</w:t>
+            </w:r>
+            <w:proofErr w:type="spellStart"/>
+            <w:r>
+              <w:rPr>
+                <w:b/>
+                <w:bCs/>
+                <w:color w:val="000000" w:themeColor="text1"/>
+                <w:lang w:val="en-US"/>
+              </w:rPr>
+              <w:t>nologin</w:t>
+            </w:r>
+            <w:proofErr w:type="spellEnd"/>
+            <w:r>
+              <w:rPr>
+                <w:b/>
+                <w:bCs/>
+                <w:color w:val="000000" w:themeColor="text1"/>
+                <w:lang w:val="en-US"/>
+              </w:rPr>
+              <w:t xml:space="preserve"> </w:t>
+            </w:r>
+            <w:proofErr w:type="spellStart"/>
+            <w:r>
+              <w:rPr>
+                <w:b/>
+                <w:bCs/>
+                <w:color w:val="000000" w:themeColor="text1"/>
+                <w:lang w:val="en-US"/>
+              </w:rPr>
+              <w:t>postgres</w:t>
+            </w:r>
+            <w:proofErr w:type="spellEnd"/>
+          </w:p>
+        </w:tc>
+        <w:tc>
+          <w:tcPr>
+            <w:tcW w:w="0" w:type="auto"/>
+            <w:tcBorders>
+              <w:top w:val="single" w:sz="4" w:space="0" w:color="auto"/>
+              <w:right w:val="single" w:sz="4" w:space="0" w:color="auto"/>
+            </w:tcBorders>
+            <w:vAlign w:val="center"/>
+            <w:hideMark/>
+          </w:tcPr>
+          <w:p>
+            <w:pPr>
+              <w:rPr>
+                <w:b/>
+                <w:bCs/>
+                <w:color w:val="000000" w:themeColor="text1"/>
+              </w:rPr>
+            </w:pPr>
+            <w:r>
+              <w:rPr>
+                <w:b/>
+                <w:bCs/>
+                <w:color w:val="000000" w:themeColor="text1"/>
+              </w:rPr>
+              <w:t xml:space="preserve">Désactiver le </w:t>
+            </w:r>
+            <w:proofErr w:type="spellStart"/>
+            <w:r>
+              <w:rPr>
+                <w:b/>
+                <w:bCs/>
+                <w:color w:val="000000" w:themeColor="text1"/>
+              </w:rPr>
+              <w:t>shell</w:t>
+            </w:r>
+            <w:proofErr w:type="spellEnd"/>
+            <w:r>
+              <w:rPr>
+                <w:b/>
+                <w:bCs/>
+                <w:color w:val="000000" w:themeColor="text1"/>
+              </w:rPr>
+              <w:t xml:space="preserve"> du compte </w:t>
+            </w:r>
+            <w:proofErr w:type="spellStart"/>
+            <w:r>
+              <w:rPr>
+                <w:b/>
+                <w:bCs/>
+                <w:color w:val="000000" w:themeColor="text1"/>
+              </w:rPr>
+              <w:t>postgres</w:t>
+            </w:r>
+            <w:proofErr w:type="spellEnd"/>
+            <w:r>
+              <w:rPr>
+                <w:b/>
+                <w:bCs/>
+                <w:color w:val="000000" w:themeColor="text1"/>
+              </w:rPr>
+              <w:t>.</w:t>
+            </w:r>
+          </w:p>
+        </w:tc>
+      </w:tr>
+      <w:tr>
+        <w:trPr>
+          <w:tblCellSpacing w:w="15" w:type="dxa"/>
+        </w:trPr>
+        <w:tc>
+          <w:tcPr>
+            <w:tcW w:w="0" w:type="auto"/>
+            <w:tcBorders>
+              <w:top w:val="single" w:sz="4" w:space="0" w:color="auto"/>
+              <w:left w:val="single" w:sz="4" w:space="0" w:color="auto"/>
+              <w:bottom w:val="single" w:sz="4" w:space="0" w:color="auto"/>
+              <w:right w:val="single" w:sz="4" w:space="0" w:color="auto"/>
+            </w:tcBorders>
+            <w:vAlign w:val="center"/>
+            <w:hideMark/>
+          </w:tcPr>
+          <w:p>
+            <w:pPr>
+              <w:rPr>
+                <w:b/>
+                <w:bCs/>
+                <w:color w:val="000000" w:themeColor="text1"/>
+              </w:rPr>
+            </w:pPr>
+            <w:proofErr w:type="gramStart"/>
+            <w:r>
+              <w:rPr>
+                <w:b/>
+                <w:bCs/>
+                <w:color w:val="000000" w:themeColor="text1"/>
+              </w:rPr>
+              <w:t>chmod</w:t>
+            </w:r>
+            <w:proofErr w:type="gramEnd"/>
+            <w:r>
+              <w:rPr>
+                <w:b/>
+                <w:bCs/>
+                <w:color w:val="000000" w:themeColor="text1"/>
+              </w:rPr>
+              <w:t xml:space="preserve"> 700 /home/&lt;user&gt;&lt;/user&gt;</w:t>
+            </w:r>
+          </w:p>
+        </w:tc>
+        <w:tc>
+          <w:tcPr>
+            <w:tcW w:w="0" w:type="auto"/>
+            <w:tcBorders>
+              <w:top w:val="single" w:sz="4" w:space="0" w:color="auto"/>
+              <w:bottom w:val="single" w:sz="4" w:space="0" w:color="auto"/>
+              <w:right w:val="single" w:sz="4" w:space="0" w:color="auto"/>
+            </w:tcBorders>
+            <w:vAlign w:val="center"/>
+            <w:hideMark/>
+          </w:tcPr>
+          <w:p>
+            <w:pPr>
+              <w:rPr>
+                <w:b/>
+                <w:bCs/>
+                <w:color w:val="000000" w:themeColor="text1"/>
+              </w:rPr>
+            </w:pPr>
+            <w:r>
+              <w:rPr>
+                <w:b/>
+                <w:bCs/>
+                <w:color w:val="000000" w:themeColor="text1"/>
+              </w:rPr>
+              <w:t>Sécuriser les dossiers utilisateurs.</w:t>
+            </w:r>
+          </w:p>
+        </w:tc>
+      </w:tr>
+      <w:tr>
+        <w:trPr>
+          <w:tblCellSpacing w:w="15" w:type="dxa"/>
+        </w:trPr>
+        <w:tc>
+          <w:tcPr>
+            <w:tcW w:w="0" w:type="auto"/>
+            <w:tcBorders>
+              <w:left w:val="single" w:sz="4" w:space="0" w:color="auto"/>
+              <w:bottom w:val="single" w:sz="4" w:space="0" w:color="auto"/>
+              <w:right w:val="single" w:sz="4" w:space="0" w:color="auto"/>
+            </w:tcBorders>
+            <w:vAlign w:val="center"/>
+            <w:hideMark/>
+          </w:tcPr>
+          <w:p>
+            <w:pPr>
+              <w:rPr>
+                <w:b/>
+                <w:bCs/>
+                <w:color w:val="000000" w:themeColor="text1"/>
+              </w:rPr>
+            </w:pPr>
+            <w:proofErr w:type="spellStart"/>
+            <w:proofErr w:type="gramStart"/>
+            <w:r>
+              <w:rPr>
+                <w:b/>
+                <w:bCs/>
+                <w:color w:val="000000" w:themeColor="text1"/>
+              </w:rPr>
+              <w:t>sudo</w:t>
+            </w:r>
+            <w:proofErr w:type="spellEnd"/>
+            <w:proofErr w:type="gramEnd"/>
+            <w:r>
+              <w:rPr>
+                <w:b/>
+                <w:bCs/>
+                <w:color w:val="000000" w:themeColor="text1"/>
+              </w:rPr>
+              <w:t xml:space="preserve"> </w:t>
+            </w:r>
+            <w:proofErr w:type="spellStart"/>
+            <w:r>
+              <w:rPr>
+                <w:b/>
+                <w:bCs/>
+                <w:color w:val="000000" w:themeColor="text1"/>
+              </w:rPr>
+              <w:t>deluser</w:t>
+            </w:r>
+            <w:proofErr w:type="spellEnd"/>
+            <w:r>
+              <w:rPr>
+                <w:b/>
+                <w:bCs/>
+                <w:color w:val="000000" w:themeColor="text1"/>
+              </w:rPr>
+              <w:t xml:space="preserve"> &lt;user&gt;&lt;/user&gt;</w:t>
+            </w:r>
+          </w:p>
+        </w:tc>
+        <w:tc>
+          <w:tcPr>
+            <w:tcW w:w="0" w:type="auto"/>
+            <w:tcBorders>
+              <w:bottom w:val="single" w:sz="4" w:space="0" w:color="auto"/>
+              <w:right w:val="single" w:sz="4" w:space="0" w:color="auto"/>
+            </w:tcBorders>
+            <w:vAlign w:val="center"/>
+            <w:hideMark/>
+          </w:tcPr>
+          <w:p>
+            <w:pPr>
+              <w:rPr>
+                <w:b/>
+                <w:bCs/>
+                <w:color w:val="000000" w:themeColor="text1"/>
+              </w:rPr>
+            </w:pPr>
+            <w:r>
+              <w:rPr>
+                <w:b/>
+                <w:bCs/>
+                <w:color w:val="000000" w:themeColor="text1"/>
+              </w:rPr>
+              <w:t>Supprimer un utilisateur inutile.</w:t>
+            </w:r>
+          </w:p>
+        </w:tc>
+      </w:tr>
+    </w:tbl>
+    <w:p>
+      <w:pPr>
+        <w:rPr>
+          <w:b/>
+          <w:bCs/>
+          <w:color w:val="156082" w:themeColor="accent1"/>
+          <w:sz w:val="32"/>
+          <w:szCs w:val="32"/>
+        </w:rPr>
+      </w:pPr>
+    </w:p>
+    <w:p>
+      <w:pPr>
+        <w:pStyle w:val="ListParagraph"/>
+        <w:numPr>
+          <w:ilvl w:val="0"/>
+          <w:numId w:val="1"/>
+        </w:numPr>
+        <w:rPr>
+          <w:b/>
+          <w:bCs/>
+          <w:color w:val="156082" w:themeColor="accent1"/>
+          <w:sz w:val="32"/>
+          <w:szCs w:val="32"/>
+        </w:rPr>
+      </w:pPr>
+      <w:r>
+        <w:rPr>
+          <w:b/>
+          <w:bCs/>
+          <w:color w:val="156082" w:themeColor="accent1"/>
+          <w:sz w:val="32"/>
+          <w:szCs w:val="32"/>
+        </w:rPr>
+        <w:t>Commandes de gestion des services</w:t>
+      </w:r>
+    </w:p>
+    <w:tbl>
+      <w:tblPr>
+        <w:tblW w:w="9067" w:type="dxa"/>
+        <w:tblCellSpacing w:w="15" w:type="dxa"/>
+        <w:tblCellMar>
+          <w:top w:w="15" w:type="dxa"/>
+          <w:left w:w="15" w:type="dxa"/>
+          <w:bottom w:w="15" w:type="dxa"/>
+          <w:right w:w="15" w:type="dxa"/>
+        </w:tblCellMar>
+        <w:tblLook w:val="04A0" w:firstRow="1" w:lastRow="0" w:firstColumn="1" w:lastColumn="0" w:noHBand="0" w:noVBand="1"/>
+      </w:tblPr>
+      <w:tblGrid>
+        <w:gridCol w:w="4531"/>
+        <w:gridCol w:w="4536"/>
+      </w:tblGrid>
+      <w:tr>
+        <w:trPr>
+          <w:tblHeader/>
+          <w:tblCellSpacing w:w="15" w:type="dxa"/>
+        </w:trPr>
+        <w:tc>
+          <w:tcPr>
+            <w:tcW w:w="4486" w:type="dxa"/>
+            <w:tcBorders>
+              <w:top w:val="single" w:sz="4" w:space="0" w:color="auto"/>
+              <w:left w:val="single" w:sz="4" w:space="0" w:color="auto"/>
+              <w:right w:val="single" w:sz="4" w:space="0" w:color="auto"/>
+            </w:tcBorders>
+            <w:vAlign w:val="center"/>
+            <w:hideMark/>
+          </w:tcPr>
+          <w:p>
+            <w:pPr>
+              <w:rPr>
+                <w:b/>
+                <w:bCs/>
+                <w:color w:val="156082" w:themeColor="accent1"/>
+                <w:sz w:val="32"/>
+                <w:szCs w:val="32"/>
+              </w:rPr>
+            </w:pPr>
+            <w:r>
+              <w:rPr>
+                <w:b/>
+                <w:bCs/>
+                <w:color w:val="156082" w:themeColor="accent1"/>
+                <w:sz w:val="32"/>
+                <w:szCs w:val="32"/>
+              </w:rPr>
+              <w:t>Commande</w:t>
+            </w:r>
+          </w:p>
+        </w:tc>
+        <w:tc>
+          <w:tcPr>
+            <w:tcW w:w="4491" w:type="dxa"/>
+            <w:tcBorders>
+              <w:top w:val="single" w:sz="4" w:space="0" w:color="auto"/>
+              <w:right w:val="single" w:sz="4" w:space="0" w:color="auto"/>
+            </w:tcBorders>
+            <w:vAlign w:val="center"/>
+            <w:hideMark/>
+          </w:tcPr>
+          <w:p>
+            <w:pPr>
+              <w:rPr>
+                <w:b/>
+                <w:bCs/>
+                <w:color w:val="156082" w:themeColor="accent1"/>
+                <w:sz w:val="32"/>
+                <w:szCs w:val="32"/>
+              </w:rPr>
+            </w:pPr>
+            <w:r>
+              <w:rPr>
+                <w:b/>
+                <w:bCs/>
+                <w:color w:val="156082" w:themeColor="accent1"/>
+                <w:sz w:val="32"/>
+                <w:szCs w:val="32"/>
+              </w:rPr>
+              <w:t>Explication</w:t>
+            </w:r>
+          </w:p>
+        </w:tc>
+      </w:tr>
+      <w:tr>
+        <w:trPr>
+          <w:tblCellSpacing w:w="15" w:type="dxa"/>
+        </w:trPr>
+        <w:tc>
+          <w:tcPr>
+            <w:tcW w:w="4486" w:type="dxa"/>
+            <w:tcBorders>
+              <w:top w:val="single" w:sz="4" w:space="0" w:color="auto"/>
+              <w:left w:val="single" w:sz="4" w:space="0" w:color="auto"/>
+              <w:right w:val="single" w:sz="4" w:space="0" w:color="auto"/>
+            </w:tcBorders>
+            <w:vAlign w:val="center"/>
+            <w:hideMark/>
+          </w:tcPr>
+          <w:p>
+            <w:pPr>
+              <w:rPr>
+                <w:b/>
+                <w:bCs/>
+                <w:color w:val="000000" w:themeColor="text1"/>
+              </w:rPr>
+            </w:pPr>
+            <w:proofErr w:type="spellStart"/>
+            <w:proofErr w:type="gramStart"/>
+            <w:r>
+              <w:rPr>
+                <w:b/>
+                <w:bCs/>
+                <w:color w:val="000000" w:themeColor="text1"/>
+              </w:rPr>
+              <w:t>systemctl</w:t>
+            </w:r>
+            <w:proofErr w:type="spellEnd"/>
+            <w:proofErr w:type="gramEnd"/>
+            <w:r>
+              <w:rPr>
+                <w:b/>
+                <w:bCs/>
+                <w:color w:val="000000" w:themeColor="text1"/>
+              </w:rPr>
+              <w:t xml:space="preserve"> stop &lt;service&gt;&lt;/service&gt;</w:t>
+            </w:r>
+          </w:p>
+        </w:tc>
+        <w:tc>
+          <w:tcPr>
+            <w:tcW w:w="4491" w:type="dxa"/>
+            <w:tcBorders>
+              <w:top w:val="single" w:sz="4" w:space="0" w:color="auto"/>
+              <w:right w:val="single" w:sz="4" w:space="0" w:color="auto"/>
+            </w:tcBorders>
+            <w:vAlign w:val="center"/>
+            <w:hideMark/>
+          </w:tcPr>
+          <w:p>
+            <w:pPr>
+              <w:rPr>
+                <w:b/>
+                <w:bCs/>
+                <w:color w:val="000000" w:themeColor="text1"/>
+              </w:rPr>
+            </w:pPr>
+            <w:r>
+              <w:rPr>
+                <w:b/>
+                <w:bCs/>
+                <w:color w:val="000000" w:themeColor="text1"/>
+              </w:rPr>
+              <w:t>Arrêter un service inutile.</w:t>
+            </w:r>
+          </w:p>
+        </w:tc>
+      </w:tr>
+      <w:tr>
+        <w:trPr>
+          <w:tblCellSpacing w:w="15" w:type="dxa"/>
+        </w:trPr>
+        <w:tc>
+          <w:tcPr>
+            <w:tcW w:w="4486" w:type="dxa"/>
+            <w:tcBorders>
+              <w:top w:val="single" w:sz="4" w:space="0" w:color="auto"/>
+              <w:left w:val="single" w:sz="4" w:space="0" w:color="auto"/>
+              <w:right w:val="single" w:sz="4" w:space="0" w:color="auto"/>
+            </w:tcBorders>
+            <w:vAlign w:val="center"/>
+            <w:hideMark/>
+          </w:tcPr>
+          <w:p>
+            <w:pPr>
+              <w:rPr>
+                <w:b/>
+                <w:bCs/>
+                <w:color w:val="000000" w:themeColor="text1"/>
+              </w:rPr>
+            </w:pPr>
+            <w:proofErr w:type="spellStart"/>
+            <w:proofErr w:type="gramStart"/>
+            <w:r>
+              <w:rPr>
+                <w:b/>
+                <w:bCs/>
+                <w:color w:val="000000" w:themeColor="text1"/>
+              </w:rPr>
+              <w:t>systemctl</w:t>
+            </w:r>
+            <w:proofErr w:type="spellEnd"/>
+            <w:proofErr w:type="gramEnd"/>
+            <w:r>
+              <w:rPr>
+                <w:b/>
+                <w:bCs/>
+                <w:color w:val="000000" w:themeColor="text1"/>
+              </w:rPr>
+              <w:t xml:space="preserve"> </w:t>
+            </w:r>
+            <w:proofErr w:type="spellStart"/>
+            <w:r>
+              <w:rPr>
+                <w:b/>
+                <w:bCs/>
+                <w:color w:val="000000" w:themeColor="text1"/>
+              </w:rPr>
+              <w:t>disable</w:t>
+            </w:r>
+            <w:proofErr w:type="spellEnd"/>
+            <w:r>
+              <w:rPr>
+                <w:b/>
+                <w:bCs/>
+                <w:color w:val="000000" w:themeColor="text1"/>
+              </w:rPr>
+              <w:t xml:space="preserve"> &lt;service&gt;&lt;/service&gt;</w:t>
+            </w:r>
+          </w:p>
+        </w:tc>
+        <w:tc>
+          <w:tcPr>
+            <w:tcW w:w="4491" w:type="dxa"/>
+            <w:tcBorders>
+              <w:top w:val="single" w:sz="4" w:space="0" w:color="auto"/>
+              <w:right w:val="single" w:sz="4" w:space="0" w:color="auto"/>
+            </w:tcBorders>
+            <w:vAlign w:val="center"/>
+            <w:hideMark/>
+          </w:tcPr>
+          <w:p>
+            <w:pPr>
+              <w:rPr>
+                <w:b/>
+                <w:bCs/>
+                <w:color w:val="000000" w:themeColor="text1"/>
+              </w:rPr>
+            </w:pPr>
+            <w:r>
+              <w:rPr>
+                <w:b/>
+                <w:bCs/>
+                <w:color w:val="000000" w:themeColor="text1"/>
+              </w:rPr>
+              <w:t>Désactiver un service au démarrage.</w:t>
+            </w:r>
+          </w:p>
+        </w:tc>
+      </w:tr>
+      <w:tr>
+        <w:trPr>
+          <w:tblCellSpacing w:w="15" w:type="dxa"/>
+        </w:trPr>
+        <w:tc>
+          <w:tcPr>
+            <w:tcW w:w="4486" w:type="dxa"/>
+            <w:tcBorders>
+              <w:top w:val="single" w:sz="4" w:space="0" w:color="auto"/>
+              <w:left w:val="single" w:sz="4" w:space="0" w:color="auto"/>
+              <w:bottom w:val="single" w:sz="4" w:space="0" w:color="auto"/>
+              <w:right w:val="single" w:sz="4" w:space="0" w:color="auto"/>
+            </w:tcBorders>
+            <w:vAlign w:val="center"/>
+            <w:hideMark/>
+          </w:tcPr>
+          <w:p>
+            <w:pPr>
+              <w:rPr>
+                <w:b/>
+                <w:bCs/>
+                <w:color w:val="000000" w:themeColor="text1"/>
+              </w:rPr>
+            </w:pPr>
+            <w:proofErr w:type="spellStart"/>
+            <w:proofErr w:type="gramStart"/>
+            <w:r>
+              <w:rPr>
+                <w:b/>
+                <w:bCs/>
+                <w:color w:val="000000" w:themeColor="text1"/>
+              </w:rPr>
+              <w:t>systemctl</w:t>
+            </w:r>
+            <w:proofErr w:type="spellEnd"/>
+            <w:proofErr w:type="gramEnd"/>
+            <w:r>
+              <w:rPr>
+                <w:b/>
+                <w:bCs/>
+                <w:color w:val="000000" w:themeColor="text1"/>
+              </w:rPr>
+              <w:t xml:space="preserve"> </w:t>
+            </w:r>
+            <w:proofErr w:type="spellStart"/>
+            <w:r>
+              <w:rPr>
+                <w:b/>
+                <w:bCs/>
+                <w:color w:val="000000" w:themeColor="text1"/>
+              </w:rPr>
+              <w:t>status</w:t>
+            </w:r>
+            <w:proofErr w:type="spellEnd"/>
+            <w:r>
+              <w:rPr>
+                <w:b/>
+                <w:bCs/>
+                <w:color w:val="000000" w:themeColor="text1"/>
+              </w:rPr>
+              <w:t xml:space="preserve"> &lt;service&gt;&lt;/service&gt;</w:t>
+            </w:r>
+          </w:p>
+        </w:tc>
+        <w:tc>
+          <w:tcPr>
+            <w:tcW w:w="4491" w:type="dxa"/>
+            <w:tcBorders>
+              <w:top w:val="single" w:sz="4" w:space="0" w:color="auto"/>
+              <w:bottom w:val="single" w:sz="4" w:space="0" w:color="auto"/>
+              <w:right w:val="single" w:sz="4" w:space="0" w:color="auto"/>
+            </w:tcBorders>
+            <w:vAlign w:val="center"/>
+            <w:hideMark/>
+          </w:tcPr>
+          <w:p>
+            <w:pPr>
+              <w:rPr>
+                <w:b/>
+                <w:bCs/>
+                <w:color w:val="000000" w:themeColor="text1"/>
+              </w:rPr>
+            </w:pPr>
+            <w:r>
+              <w:rPr>
+                <w:b/>
+                <w:bCs/>
+                <w:color w:val="000000" w:themeColor="text1"/>
+              </w:rPr>
+              <w:t>Vérifier l’état d’un service.</w:t>
+            </w:r>
+          </w:p>
+        </w:tc>
+      </w:tr>
+    </w:tbl>
+    <w:p>
+      <w:pPr>
+        <w:rPr>
+          <w:b/>
+          <w:bCs/>
+          <w:color w:val="156082" w:themeColor="accent1"/>
+          <w:sz w:val="32"/>
+          <w:szCs w:val="32"/>
+        </w:rPr>
+      </w:pPr>
+    </w:p>
+    <w:p>
+      <w:pPr>
+        <w:pStyle w:val="ListParagraph"/>
+        <w:numPr>
+          <w:ilvl w:val="0"/>
+          <w:numId w:val="1"/>
+        </w:numPr>
+        <w:rPr>
+          <w:b/>
+          <w:bCs/>
+          <w:color w:val="156082" w:themeColor="accent1"/>
+          <w:sz w:val="32"/>
+          <w:szCs w:val="32"/>
+        </w:rPr>
+      </w:pPr>
+      <w:r>
+        <w:rPr>
+          <w:b/>
+          <w:bCs/>
+          <w:color w:val="156082" w:themeColor="accent1"/>
+          <w:sz w:val="32"/>
+          <w:szCs w:val="32"/>
+        </w:rPr>
+        <w:t>Commandes de mise à jour</w:t>
+      </w:r>
+    </w:p>
+    <w:tbl>
+      <w:tblPr>
+        <w:tblW w:w="9209" w:type="dxa"/>
+        <w:tblCellSpacing w:w="15" w:type="dxa"/>
+        <w:tblCellMar>
+          <w:top w:w="15" w:type="dxa"/>
+          <w:left w:w="15" w:type="dxa"/>
+          <w:bottom w:w="15" w:type="dxa"/>
+          <w:right w:w="15" w:type="dxa"/>
+        </w:tblCellMar>
+        <w:tblLook w:val="04A0" w:firstRow="1" w:lastRow="0" w:firstColumn="1" w:lastColumn="0" w:noHBand="0" w:noVBand="1"/>
+      </w:tblPr>
+      <w:tblGrid>
+        <w:gridCol w:w="4106"/>
+        <w:gridCol w:w="5103"/>
+      </w:tblGrid>
+      <w:tr>
+        <w:trPr>
+          <w:tblHeader/>
+          <w:tblCellSpacing w:w="15" w:type="dxa"/>
+        </w:trPr>
+        <w:tc>
+          <w:tcPr>
+            <w:tcW w:w="4061" w:type="dxa"/>
+            <w:tcBorders>
+              <w:top w:val="single" w:sz="4" w:space="0" w:color="auto"/>
+              <w:left w:val="single" w:sz="4" w:space="0" w:color="auto"/>
+            </w:tcBorders>
+            <w:vAlign w:val="center"/>
+            <w:hideMark/>
+          </w:tcPr>
+          <w:p>
+            <w:pPr>
+              <w:rPr>
+                <w:b/>
+                <w:bCs/>
+                <w:color w:val="156082" w:themeColor="accent1"/>
+                <w:sz w:val="32"/>
+                <w:szCs w:val="32"/>
+              </w:rPr>
+            </w:pPr>
+            <w:r>
+              <w:rPr>
+                <w:b/>
+                <w:bCs/>
+                <w:color w:val="156082" w:themeColor="accent1"/>
+                <w:sz w:val="32"/>
+                <w:szCs w:val="32"/>
+              </w:rPr>
+              <w:t>Commande</w:t>
+            </w:r>
+          </w:p>
+        </w:tc>
+        <w:tc>
+          <w:tcPr>
+            <w:tcW w:w="5058" w:type="dxa"/>
+            <w:tcBorders>
+              <w:top w:val="single" w:sz="4" w:space="0" w:color="auto"/>
+              <w:left w:val="single" w:sz="4" w:space="0" w:color="auto"/>
+              <w:right w:val="single" w:sz="4" w:space="0" w:color="auto"/>
+            </w:tcBorders>
+            <w:vAlign w:val="center"/>
+            <w:hideMark/>
+          </w:tcPr>
+          <w:p>
+            <w:pPr>
+              <w:rPr>
+                <w:b/>
+                <w:bCs/>
+                <w:color w:val="156082" w:themeColor="accent1"/>
+                <w:sz w:val="32"/>
+                <w:szCs w:val="32"/>
+              </w:rPr>
+            </w:pPr>
+            <w:r>
+              <w:rPr>
+                <w:b/>
+                <w:bCs/>
+                <w:color w:val="156082" w:themeColor="accent1"/>
+                <w:sz w:val="32"/>
+                <w:szCs w:val="32"/>
+              </w:rPr>
+              <w:t>Explication</w:t>
+            </w:r>
+          </w:p>
+        </w:tc>
+      </w:tr>
+      <w:tr>
+        <w:trPr>
+          <w:tblCellSpacing w:w="15" w:type="dxa"/>
+        </w:trPr>
+        <w:tc>
+          <w:tcPr>
+            <w:tcW w:w="4061" w:type="dxa"/>
+            <w:tcBorders>
+              <w:top w:val="single" w:sz="4" w:space="0" w:color="auto"/>
+              <w:left w:val="single" w:sz="4" w:space="0" w:color="auto"/>
+            </w:tcBorders>
+            <w:vAlign w:val="center"/>
+            <w:hideMark/>
+          </w:tcPr>
+          <w:p>
+            <w:pPr>
+              <w:rPr>
+                <w:b/>
+                <w:bCs/>
+                <w:color w:val="000000" w:themeColor="text1"/>
+              </w:rPr>
+            </w:pPr>
+            <w:proofErr w:type="spellStart"/>
+            <w:proofErr w:type="gramStart"/>
+            <w:r>
+              <w:rPr>
+                <w:b/>
+                <w:bCs/>
+                <w:color w:val="000000" w:themeColor="text1"/>
+              </w:rPr>
+              <w:t>sudo</w:t>
+            </w:r>
+            <w:proofErr w:type="spellEnd"/>
+            <w:proofErr w:type="gramEnd"/>
+            <w:r>
+              <w:rPr>
+                <w:b/>
+                <w:bCs/>
+                <w:color w:val="000000" w:themeColor="text1"/>
+              </w:rPr>
+              <w:t xml:space="preserve"> </w:t>
+            </w:r>
+            <w:proofErr w:type="spellStart"/>
+            <w:r>
+              <w:rPr>
+                <w:b/>
+                <w:bCs/>
+                <w:color w:val="000000" w:themeColor="text1"/>
+              </w:rPr>
+              <w:t>apt</w:t>
+            </w:r>
+            <w:proofErr w:type="spellEnd"/>
+            <w:r>
+              <w:rPr>
+                <w:b/>
+                <w:bCs/>
+                <w:color w:val="000000" w:themeColor="text1"/>
+              </w:rPr>
+              <w:t xml:space="preserve"> update</w:t>
+            </w:r>
+          </w:p>
+        </w:tc>
+        <w:tc>
+          <w:tcPr>
+            <w:tcW w:w="5058" w:type="dxa"/>
+            <w:tcBorders>
+              <w:top w:val="single" w:sz="4" w:space="0" w:color="auto"/>
+              <w:left w:val="single" w:sz="4" w:space="0" w:color="auto"/>
+              <w:right w:val="single" w:sz="4" w:space="0" w:color="auto"/>
+            </w:tcBorders>
+            <w:vAlign w:val="center"/>
+            <w:hideMark/>
+          </w:tcPr>
+          <w:p>
+            <w:pPr>
+              <w:rPr>
+                <w:b/>
+                <w:bCs/>
+                <w:color w:val="000000" w:themeColor="text1"/>
+              </w:rPr>
+            </w:pPr>
+            <w:r>
+              <w:rPr>
+                <w:b/>
+                <w:bCs/>
+                <w:color w:val="000000" w:themeColor="text1"/>
+              </w:rPr>
+              <w:t>Mettre à jour la liste des paquets.</w:t>
+            </w:r>
+          </w:p>
+        </w:tc>
+      </w:tr>
+      <w:tr>
+        <w:trPr>
+          <w:tblCellSpacing w:w="15" w:type="dxa"/>
+        </w:trPr>
+        <w:tc>
+          <w:tcPr>
+            <w:tcW w:w="4061" w:type="dxa"/>
+            <w:tcBorders>
+              <w:top w:val="single" w:sz="4" w:space="0" w:color="auto"/>
+              <w:left w:val="single" w:sz="4" w:space="0" w:color="auto"/>
+              <w:bottom w:val="single" w:sz="4" w:space="0" w:color="auto"/>
+            </w:tcBorders>
+            <w:vAlign w:val="center"/>
+            <w:hideMark/>
+          </w:tcPr>
+          <w:p>
+            <w:pPr>
+              <w:rPr>
+                <w:b/>
+                <w:bCs/>
+                <w:color w:val="000000" w:themeColor="text1"/>
+              </w:rPr>
+            </w:pPr>
+            <w:proofErr w:type="spellStart"/>
+            <w:proofErr w:type="gramStart"/>
+            <w:r>
+              <w:rPr>
+                <w:b/>
+                <w:bCs/>
+                <w:color w:val="000000" w:themeColor="text1"/>
+              </w:rPr>
+              <w:t>sudo</w:t>
+            </w:r>
+            <w:proofErr w:type="spellEnd"/>
+            <w:proofErr w:type="gramEnd"/>
+            <w:r>
+              <w:rPr>
+                <w:b/>
+                <w:bCs/>
+                <w:color w:val="000000" w:themeColor="text1"/>
+              </w:rPr>
+              <w:t xml:space="preserve"> </w:t>
+            </w:r>
+            <w:proofErr w:type="spellStart"/>
+            <w:r>
+              <w:rPr>
+                <w:b/>
+                <w:bCs/>
+                <w:color w:val="000000" w:themeColor="text1"/>
+              </w:rPr>
+              <w:t>apt</w:t>
+            </w:r>
+            <w:proofErr w:type="spellEnd"/>
+            <w:r>
+              <w:rPr>
+                <w:b/>
+                <w:bCs/>
+                <w:color w:val="000000" w:themeColor="text1"/>
+              </w:rPr>
+              <w:t xml:space="preserve"> upgrade -y</w:t>
+            </w:r>
+          </w:p>
+        </w:tc>
+        <w:tc>
+          <w:tcPr>
+            <w:tcW w:w="5058" w:type="dxa"/>
+            <w:tcBorders>
+              <w:top w:val="single" w:sz="4" w:space="0" w:color="auto"/>
+              <w:left w:val="single" w:sz="4" w:space="0" w:color="auto"/>
+              <w:bottom w:val="single" w:sz="4" w:space="0" w:color="auto"/>
+              <w:right w:val="single" w:sz="4" w:space="0" w:color="auto"/>
+            </w:tcBorders>
+            <w:vAlign w:val="center"/>
+            <w:hideMark/>
+          </w:tcPr>
+          <w:p>
+            <w:pPr>
+              <w:rPr>
+                <w:b/>
+                <w:bCs/>
+                <w:color w:val="000000" w:themeColor="text1"/>
+              </w:rPr>
+            </w:pPr>
+            <w:r>
+              <w:rPr>
+                <w:b/>
+                <w:bCs/>
+                <w:color w:val="000000" w:themeColor="text1"/>
+              </w:rPr>
+              <w:t>Installer les mises à jour.</w:t>
+            </w:r>
+          </w:p>
+        </w:tc>
+      </w:tr>
+      <w:tr>
+        <w:trPr>
+          <w:tblCellSpacing w:w="15" w:type="dxa"/>
+        </w:trPr>
+        <w:tc>
+          <w:tcPr>
+            <w:tcW w:w="4061" w:type="dxa"/>
+            <w:tcBorders>
+              <w:top w:val="single" w:sz="4" w:space="0" w:color="auto"/>
+              <w:left w:val="single" w:sz="4" w:space="0" w:color="auto"/>
+              <w:bottom w:val="single" w:sz="4" w:space="0" w:color="auto"/>
+              <w:right w:val="single" w:sz="4" w:space="0" w:color="auto"/>
+            </w:tcBorders>
+            <w:vAlign w:val="center"/>
+            <w:hideMark/>
+          </w:tcPr>
+          <w:p>
+            <w:pPr>
+              <w:rPr>
+                <w:b/>
+                <w:bCs/>
+                <w:color w:val="000000" w:themeColor="text1"/>
+                <w:lang w:val="en-US"/>
+              </w:rPr>
+            </w:pPr>
+            <w:proofErr w:type="spellStart"/>
+            <w:r>
+              <w:rPr>
+                <w:b/>
+                <w:bCs/>
+                <w:color w:val="000000" w:themeColor="text1"/>
+                <w:lang w:val="en-US"/>
+              </w:rPr>
+              <w:lastRenderedPageBreak/>
+              <w:t>sudo</w:t>
+            </w:r>
+            <w:proofErr w:type="spellEnd"/>
+            <w:r>
+              <w:rPr>
+                <w:b/>
+                <w:bCs/>
+                <w:color w:val="000000" w:themeColor="text1"/>
+                <w:lang w:val="en-US"/>
+              </w:rPr>
+              <w:t xml:space="preserve"> apt full-upgrade -y</w:t>
+            </w:r>
+          </w:p>
+        </w:tc>
+        <w:tc>
+          <w:tcPr>
+            <w:tcW w:w="5058" w:type="dxa"/>
+            <w:tcBorders>
+              <w:top w:val="single" w:sz="4" w:space="0" w:color="auto"/>
+              <w:left w:val="single" w:sz="4" w:space="0" w:color="auto"/>
+              <w:bottom w:val="single" w:sz="4" w:space="0" w:color="auto"/>
+              <w:right w:val="single" w:sz="4" w:space="0" w:color="auto"/>
+            </w:tcBorders>
+            <w:vAlign w:val="center"/>
+            <w:hideMark/>
+          </w:tcPr>
+          <w:p>
+            <w:pPr>
+              <w:rPr>
+                <w:b/>
+                <w:bCs/>
+                <w:color w:val="000000" w:themeColor="text1"/>
+              </w:rPr>
+            </w:pPr>
+            <w:r>
+              <w:rPr>
+                <w:b/>
+                <w:bCs/>
+                <w:color w:val="000000" w:themeColor="text1"/>
+              </w:rPr>
+              <w:t>Mise à jour complète du système.</w:t>
+            </w:r>
+          </w:p>
+        </w:tc>
+      </w:tr>
+    </w:tbl>
+    <w:p>
+      <w:pPr>
+        <w:rPr>
+          <w:b/>
+          <w:bCs/>
+          <w:color w:val="156082" w:themeColor="accent1"/>
+          <w:sz w:val="32"/>
+          <w:szCs w:val="32"/>
+        </w:rPr>
+      </w:pPr>
+    </w:p>
+    <w:p>
+      <w:pPr>
+        <w:pStyle w:val="ListParagraph"/>
+        <w:numPr>
+          <w:ilvl w:val="0"/>
+          <w:numId w:val="1"/>
+        </w:numPr>
+        <w:rPr>
+          <w:b/>
+          <w:bCs/>
+          <w:color w:val="156082" w:themeColor="accent1"/>
+          <w:sz w:val="32"/>
+          <w:szCs w:val="32"/>
+        </w:rPr>
+      </w:pPr>
+      <w:r>
+        <w:rPr>
+          <w:b/>
+          <w:bCs/>
+          <w:color w:val="156082" w:themeColor="accent1"/>
+          <w:sz w:val="32"/>
+          <w:szCs w:val="32"/>
+        </w:rPr>
+        <w:t>Commandes du script Python</w:t>
+      </w:r>
+    </w:p>
+    <w:tbl>
+      <w:tblPr>
+        <w:tblW w:w="9209" w:type="dxa"/>
+        <w:tblCellSpacing w:w="15" w:type="dxa"/>
+        <w:tblCellMar>
+          <w:top w:w="15" w:type="dxa"/>
+          <w:left w:w="15" w:type="dxa"/>
+          <w:bottom w:w="15" w:type="dxa"/>
+          <w:right w:w="15" w:type="dxa"/>
+        </w:tblCellMar>
+        <w:tblLook w:val="04A0" w:firstRow="1" w:lastRow="0" w:firstColumn="1" w:lastColumn="0" w:noHBand="0" w:noVBand="1"/>
+      </w:tblPr>
+      <w:tblGrid>
+        <w:gridCol w:w="3397"/>
+        <w:gridCol w:w="5812"/>
+      </w:tblGrid>
+      <w:tr>
+        <w:trPr>
+          <w:tblHeader/>
+          <w:tblCellSpacing w:w="15" w:type="dxa"/>
+        </w:trPr>
+        <w:tc>
+          <w:tcPr>
+            <w:tcW w:w="3352" w:type="dxa"/>
+            <w:tcBorders>
+              <w:top w:val="single" w:sz="4" w:space="0" w:color="auto"/>
+              <w:left w:val="single" w:sz="4" w:space="0" w:color="auto"/>
+              <w:bottom w:val="single" w:sz="4" w:space="0" w:color="auto"/>
+              <w:right w:val="single" w:sz="4" w:space="0" w:color="auto"/>
+            </w:tcBorders>
+            <w:vAlign w:val="center"/>
+            <w:hideMark/>
+          </w:tcPr>
+          <w:p>
+            <w:pPr>
+              <w:rPr>
+                <w:b/>
+                <w:bCs/>
+                <w:color w:val="156082" w:themeColor="accent1"/>
+                <w:sz w:val="32"/>
+                <w:szCs w:val="32"/>
+              </w:rPr>
+            </w:pPr>
+            <w:r>
+              <w:rPr>
+                <w:b/>
+                <w:bCs/>
+                <w:color w:val="156082" w:themeColor="accent1"/>
+                <w:sz w:val="32"/>
+                <w:szCs w:val="32"/>
+              </w:rPr>
+              <w:t>Commande</w:t>
+            </w:r>
+          </w:p>
+        </w:tc>
+        <w:tc>
+          <w:tcPr>
+            <w:tcW w:w="5767" w:type="dxa"/>
+            <w:tcBorders>
+              <w:top w:val="single" w:sz="4" w:space="0" w:color="auto"/>
+              <w:bottom w:val="single" w:sz="4" w:space="0" w:color="auto"/>
+              <w:right w:val="single" w:sz="4" w:space="0" w:color="auto"/>
+            </w:tcBorders>
+            <w:vAlign w:val="center"/>
+            <w:hideMark/>
+          </w:tcPr>
+          <w:p>
+            <w:pPr>
+              <w:rPr>
+                <w:b/>
+                <w:bCs/>
+                <w:color w:val="156082" w:themeColor="accent1"/>
+                <w:sz w:val="32"/>
+                <w:szCs w:val="32"/>
+              </w:rPr>
+            </w:pPr>
+            <w:r>
+              <w:rPr>
+                <w:b/>
+                <w:bCs/>
+                <w:color w:val="156082" w:themeColor="accent1"/>
+                <w:sz w:val="32"/>
+                <w:szCs w:val="32"/>
+              </w:rPr>
+              <w:t>Explication</w:t>
+            </w:r>
+          </w:p>
+        </w:tc>
+      </w:tr>
+      <w:tr>
+        <w:trPr>
+          <w:tblCellSpacing w:w="15" w:type="dxa"/>
+        </w:trPr>
+        <w:tc>
+          <w:tcPr>
+            <w:tcW w:w="3352" w:type="dxa"/>
+            <w:tcBorders>
+              <w:left w:val="single" w:sz="4" w:space="0" w:color="auto"/>
+              <w:right w:val="single" w:sz="4" w:space="0" w:color="auto"/>
+            </w:tcBorders>
+            <w:vAlign w:val="center"/>
+            <w:hideMark/>
+          </w:tcPr>
+          <w:p>
+            <w:pPr>
+              <w:rPr>
+                <w:b/>
+                <w:bCs/>
+                <w:color w:val="000000" w:themeColor="text1"/>
+              </w:rPr>
+            </w:pPr>
+            <w:proofErr w:type="gramStart"/>
+            <w:r>
+              <w:rPr>
+                <w:b/>
+                <w:bCs/>
+                <w:color w:val="000000" w:themeColor="text1"/>
+              </w:rPr>
+              <w:t>nano</w:t>
+            </w:r>
+            <w:proofErr w:type="gramEnd"/>
+            <w:r>
+              <w:rPr>
+                <w:b/>
+                <w:bCs/>
+                <w:color w:val="000000" w:themeColor="text1"/>
+              </w:rPr>
+              <w:t xml:space="preserve"> audit.py</w:t>
+            </w:r>
+          </w:p>
+        </w:tc>
+        <w:tc>
+          <w:tcPr>
+            <w:tcW w:w="5767" w:type="dxa"/>
+            <w:tcBorders>
+              <w:right w:val="single" w:sz="4" w:space="0" w:color="auto"/>
+            </w:tcBorders>
+            <w:vAlign w:val="center"/>
+            <w:hideMark/>
+          </w:tcPr>
+          <w:p>
+            <w:pPr>
+              <w:rPr>
+                <w:b/>
+                <w:bCs/>
+                <w:color w:val="000000" w:themeColor="text1"/>
+              </w:rPr>
+            </w:pPr>
+            <w:r>
+              <w:rPr>
+                <w:b/>
+                <w:bCs/>
+                <w:color w:val="000000" w:themeColor="text1"/>
+              </w:rPr>
+              <w:t>Créer/modifier le script Python.</w:t>
+            </w:r>
+          </w:p>
+        </w:tc>
+      </w:tr>
+      <w:tr>
+        <w:trPr>
+          <w:tblCellSpacing w:w="15" w:type="dxa"/>
+        </w:trPr>
+        <w:tc>
+          <w:tcPr>
+            <w:tcW w:w="3352" w:type="dxa"/>
+            <w:tcBorders>
+              <w:top w:val="single" w:sz="4" w:space="0" w:color="auto"/>
+              <w:left w:val="single" w:sz="4" w:space="0" w:color="auto"/>
+              <w:right w:val="single" w:sz="4" w:space="0" w:color="auto"/>
+            </w:tcBorders>
+            <w:vAlign w:val="center"/>
+            <w:hideMark/>
+          </w:tcPr>
+          <w:p>
+            <w:pPr>
+              <w:rPr>
+                <w:b/>
+                <w:bCs/>
+                <w:color w:val="000000" w:themeColor="text1"/>
+              </w:rPr>
+            </w:pPr>
+            <w:proofErr w:type="gramStart"/>
+            <w:r>
+              <w:rPr>
+                <w:b/>
+                <w:bCs/>
+                <w:color w:val="000000" w:themeColor="text1"/>
+              </w:rPr>
+              <w:t>chmod</w:t>
+            </w:r>
+            <w:proofErr w:type="gramEnd"/>
+            <w:r>
+              <w:rPr>
+                <w:b/>
+                <w:bCs/>
+                <w:color w:val="000000" w:themeColor="text1"/>
+              </w:rPr>
+              <w:t xml:space="preserve"> +x audit.py</w:t>
+            </w:r>
+          </w:p>
+        </w:tc>
+        <w:tc>
+          <w:tcPr>
+            <w:tcW w:w="5767" w:type="dxa"/>
+            <w:tcBorders>
+              <w:top w:val="single" w:sz="4" w:space="0" w:color="auto"/>
+              <w:right w:val="single" w:sz="4" w:space="0" w:color="auto"/>
+            </w:tcBorders>
+            <w:vAlign w:val="center"/>
+            <w:hideMark/>
+          </w:tcPr>
+          <w:p>
+            <w:pPr>
+              <w:rPr>
+                <w:b/>
+                <w:bCs/>
+                <w:color w:val="000000" w:themeColor="text1"/>
+              </w:rPr>
+            </w:pPr>
+            <w:r>
+              <w:rPr>
+                <w:b/>
+                <w:bCs/>
+                <w:color w:val="000000" w:themeColor="text1"/>
+              </w:rPr>
+              <w:t>Rendre le script exécutable.</w:t>
+            </w:r>
+          </w:p>
+        </w:tc>
+      </w:tr>
+      <w:tr>
+        <w:trPr>
+          <w:tblCellSpacing w:w="15" w:type="dxa"/>
+        </w:trPr>
+        <w:tc>
+          <w:tcPr>
+            <w:tcW w:w="3352" w:type="dxa"/>
+            <w:tcBorders>
+              <w:top w:val="single" w:sz="4" w:space="0" w:color="auto"/>
+              <w:left w:val="single" w:sz="4" w:space="0" w:color="auto"/>
+              <w:bottom w:val="single" w:sz="4" w:space="0" w:color="auto"/>
+              <w:right w:val="single" w:sz="4" w:space="0" w:color="auto"/>
+            </w:tcBorders>
+            <w:vAlign w:val="center"/>
+            <w:hideMark/>
+          </w:tcPr>
+          <w:p>
+            <w:pPr>
+              <w:rPr>
+                <w:b/>
+                <w:bCs/>
+                <w:color w:val="000000" w:themeColor="text1"/>
+              </w:rPr>
+            </w:pPr>
+            <w:proofErr w:type="gramStart"/>
+            <w:r>
+              <w:rPr>
+                <w:b/>
+                <w:bCs/>
+                <w:color w:val="000000" w:themeColor="text1"/>
+              </w:rPr>
+              <w:t>./</w:t>
+            </w:r>
+            <w:proofErr w:type="gramEnd"/>
+            <w:r>
+              <w:rPr>
+                <w:b/>
+                <w:bCs/>
+                <w:color w:val="000000" w:themeColor="text1"/>
+              </w:rPr>
+              <w:t>audit.py</w:t>
+            </w:r>
+          </w:p>
+        </w:tc>
+        <w:tc>
+          <w:tcPr>
+            <w:tcW w:w="5767" w:type="dxa"/>
+            <w:tcBorders>
+              <w:top w:val="single" w:sz="4" w:space="0" w:color="auto"/>
+              <w:bottom w:val="single" w:sz="4" w:space="0" w:color="auto"/>
+              <w:right w:val="single" w:sz="4" w:space="0" w:color="auto"/>
+            </w:tcBorders>
+            <w:vAlign w:val="center"/>
+            <w:hideMark/>
+          </w:tcPr>
+          <w:p>
+            <w:pPr>
+              <w:rPr>
+                <w:b/>
+                <w:bCs/>
+                <w:color w:val="000000" w:themeColor="text1"/>
+              </w:rPr>
+            </w:pPr>
+            <w:r>
+              <w:rPr>
+                <w:b/>
+                <w:bCs/>
+                <w:color w:val="000000" w:themeColor="text1"/>
+              </w:rPr>
+              <w:t>Lancer l’audit automatisé.</w:t>
+            </w:r>
+          </w:p>
+        </w:tc>
+      </w:tr>
+    </w:tbl>
+    <w:p>
+      <w:pPr>
+        <w:rPr>
+          <w:b/>
+          <w:bCs/>
+          <w:color w:val="156082" w:themeColor="accent1"/>
+          <w:sz w:val="32"/>
+          <w:szCs w:val="32"/>
+        </w:rPr>
+      </w:pPr>
+    </w:p>
+    <w:p>
+      <w:pPr>
+        <w:rPr>
+          <w:b/>
+          <w:bCs/>
+          <w:color w:val="156082" w:themeColor="accent1"/>
+          <w:sz w:val="32"/>
+          <w:szCs w:val="32"/>
+        </w:rPr>
+      </w:pPr>
+    </w:p>
     <w:p>
       <w:pPr>
         <w:rPr>
@@ -2240,7 +5077,7 @@
   <w:abstractNum w:abstractNumId="0" w15:restartNumberingAfterBreak="0">
     <w:nsid w:val="074344C0"/>
     <w:multiLevelType w:val="hybridMultilevel"/>
-    <w:tmpl w:val="D43EF810"/>
+    <w:tmpl w:val="D2F81492"/>
     <w:lvl w:ilvl="0" w:tplc="040C000F">
       <w:start w:val="1"/>
       <w:numFmt w:val="decimal"/>
